--- a/2025/11. November/115. Tagesbericht.docx
+++ b/2025/11. November/115. Tagesbericht.docx
@@ -6,12 +6,13 @@
       <w:tblPr>
         <w:tblpPr w:leftFromText="141" w:rightFromText="141" w:vertAnchor="text" w:horzAnchor="margin" w:tblpY="1681"/>
         <w:tblW w:w="9640" w:type="dxa"/>
+        <w:tblLayout w:type="fixed"/>
         <w:tblLook w:val="01E0" w:firstRow="1" w:lastRow="1" w:firstColumn="1" w:lastColumn="1" w:noHBand="0" w:noVBand="0"/>
       </w:tblPr>
       <w:tblGrid>
         <w:gridCol w:w="1383"/>
-        <w:gridCol w:w="7087"/>
-        <w:gridCol w:w="1170"/>
+        <w:gridCol w:w="7083"/>
+        <w:gridCol w:w="1174"/>
       </w:tblGrid>
       <w:tr>
         <w:tc>
@@ -38,7 +39,7 @@
         </w:tc>
         <w:tc>
           <w:tcPr>
-            <w:tcW w:w="7087" w:type="dxa"/>
+            <w:tcW w:w="7083" w:type="dxa"/>
             <w:tcBorders>
               <w:top w:val="single" w:sz="4" w:space="0" w:color="000000"/>
               <w:left w:val="single" w:sz="4" w:space="0" w:color="000000"/>
@@ -67,7 +68,7 @@
         </w:tc>
         <w:tc>
           <w:tcPr>
-            <w:tcW w:w="1170" w:type="dxa"/>
+            <w:tcW w:w="1174" w:type="dxa"/>
             <w:tcBorders>
               <w:top w:val="single" w:sz="4" w:space="0" w:color="000000"/>
               <w:left w:val="single" w:sz="4" w:space="0" w:color="000000"/>
@@ -130,7 +131,7 @@
         </w:tc>
         <w:tc>
           <w:tcPr>
-            <w:tcW w:w="7087" w:type="dxa"/>
+            <w:tcW w:w="7083" w:type="dxa"/>
             <w:tcBorders>
               <w:top w:val="single" w:sz="4" w:space="0" w:color="000000"/>
               <w:left w:val="single" w:sz="4" w:space="0" w:color="000000"/>
@@ -143,18 +144,136 @@
               <w:pStyle w:val="Listenabsatz"/>
               <w:numPr>
                 <w:ilvl w:val="0"/>
-                <w:numId w:val="6"/>
+                <w:numId w:val="2"/>
               </w:numPr>
               <w:spacing w:line="260" w:lineRule="exact"/>
               <w:rPr>
                 <w:sz w:val="20"/>
               </w:rPr>
             </w:pPr>
+            <w:r>
+              <w:rPr>
+                <w:sz w:val="20"/>
+              </w:rPr>
+              <w:t>Neue Mitarbeiter bei der Ersteinrichtung unterstützt</w:t>
+            </w:r>
+          </w:p>
+          <w:p>
+            <w:pPr>
+              <w:pStyle w:val="Listenabsatz"/>
+              <w:numPr>
+                <w:ilvl w:val="0"/>
+                <w:numId w:val="2"/>
+              </w:numPr>
+              <w:spacing w:line="260" w:lineRule="exact"/>
+              <w:rPr>
+                <w:sz w:val="20"/>
+              </w:rPr>
+            </w:pPr>
+            <w:r>
+              <w:rPr>
+                <w:sz w:val="20"/>
+              </w:rPr>
+              <w:t>Headset-Problem analysiert und temporär behoben</w:t>
+            </w:r>
+          </w:p>
+          <w:p>
+            <w:pPr>
+              <w:pStyle w:val="Listenabsatz"/>
+              <w:numPr>
+                <w:ilvl w:val="0"/>
+                <w:numId w:val="2"/>
+              </w:numPr>
+              <w:spacing w:line="260" w:lineRule="exact"/>
+              <w:rPr>
+                <w:sz w:val="20"/>
+              </w:rPr>
+            </w:pPr>
+            <w:r>
+              <w:rPr>
+                <w:sz w:val="20"/>
+              </w:rPr>
+              <w:t>Hardwareübergabe (Laptop, Dockingstation, Zubehör) durchgeführt</w:t>
+            </w:r>
+          </w:p>
+          <w:p>
+            <w:pPr>
+              <w:pStyle w:val="Listenabsatz"/>
+              <w:numPr>
+                <w:ilvl w:val="0"/>
+                <w:numId w:val="2"/>
+              </w:numPr>
+              <w:spacing w:line="260" w:lineRule="exact"/>
+              <w:rPr>
+                <w:sz w:val="20"/>
+              </w:rPr>
+            </w:pPr>
+            <w:proofErr w:type="spellStart"/>
+            <w:r>
+              <w:rPr>
+                <w:sz w:val="20"/>
+              </w:rPr>
+              <w:t>FortiClient</w:t>
+            </w:r>
+            <w:proofErr w:type="spellEnd"/>
+            <w:r>
+              <w:rPr>
+                <w:sz w:val="20"/>
+              </w:rPr>
+              <w:t xml:space="preserve">-Fehler („Firefox Extension Policy </w:t>
+            </w:r>
+            <w:proofErr w:type="spellStart"/>
+            <w:r>
+              <w:rPr>
+                <w:sz w:val="20"/>
+              </w:rPr>
+              <w:t>Anomaly</w:t>
+            </w:r>
+            <w:proofErr w:type="spellEnd"/>
+            <w:r>
+              <w:rPr>
+                <w:sz w:val="20"/>
+              </w:rPr>
+              <w:t xml:space="preserve"> </w:t>
+            </w:r>
+            <w:proofErr w:type="spellStart"/>
+            <w:r>
+              <w:rPr>
+                <w:sz w:val="20"/>
+              </w:rPr>
+              <w:t>Detected</w:t>
+            </w:r>
+            <w:proofErr w:type="spellEnd"/>
+            <w:r>
+              <w:rPr>
+                <w:sz w:val="20"/>
+              </w:rPr>
+              <w:t>“) recherchiert und nachgestellt</w:t>
+            </w:r>
+          </w:p>
+          <w:p>
+            <w:pPr>
+              <w:pStyle w:val="Listenabsatz"/>
+              <w:numPr>
+                <w:ilvl w:val="0"/>
+                <w:numId w:val="2"/>
+              </w:numPr>
+              <w:spacing w:line="260" w:lineRule="exact"/>
+              <w:rPr>
+                <w:sz w:val="20"/>
+              </w:rPr>
+            </w:pPr>
+            <w:r>
+              <w:rPr>
+                <w:sz w:val="20"/>
+              </w:rPr>
+              <w:t xml:space="preserve">Verschiedene Geräte inventarisiert </w:t>
+            </w:r>
           </w:p>
         </w:tc>
         <w:tc>
           <w:tcPr>
-            <w:tcW w:w="1170" w:type="dxa"/>
+            <w:tcW w:w="1174" w:type="dxa"/>
             <w:tcBorders>
               <w:top w:val="single" w:sz="4" w:space="0" w:color="000000"/>
               <w:left w:val="single" w:sz="4" w:space="0" w:color="000000"/>
@@ -169,6 +288,36 @@
                 <w:sz w:val="20"/>
               </w:rPr>
             </w:pPr>
+          </w:p>
+          <w:p>
+            <w:pPr>
+              <w:spacing w:line="260" w:lineRule="exact"/>
+              <w:rPr>
+                <w:sz w:val="20"/>
+              </w:rPr>
+            </w:pPr>
+          </w:p>
+          <w:p>
+            <w:pPr>
+              <w:spacing w:line="260" w:lineRule="exact"/>
+              <w:rPr>
+                <w:sz w:val="20"/>
+              </w:rPr>
+            </w:pPr>
+          </w:p>
+          <w:p>
+            <w:pPr>
+              <w:spacing w:line="260" w:lineRule="exact"/>
+              <w:rPr>
+                <w:sz w:val="20"/>
+              </w:rPr>
+            </w:pPr>
+            <w:r>
+              <w:rPr>
+                <w:sz w:val="20"/>
+              </w:rPr>
+              <w:t>8</w:t>
+            </w:r>
           </w:p>
         </w:tc>
       </w:tr>
@@ -205,7 +354,7 @@
         </w:tc>
         <w:tc>
           <w:tcPr>
-            <w:tcW w:w="7087" w:type="dxa"/>
+            <w:tcW w:w="7083" w:type="dxa"/>
             <w:tcBorders>
               <w:top w:val="single" w:sz="4" w:space="0" w:color="000000"/>
               <w:left w:val="single" w:sz="4" w:space="0" w:color="000000"/>
@@ -218,18 +367,107 @@
               <w:pStyle w:val="Listenabsatz"/>
               <w:numPr>
                 <w:ilvl w:val="0"/>
-                <w:numId w:val="6"/>
+                <w:numId w:val="1"/>
               </w:numPr>
               <w:spacing w:line="260" w:lineRule="exact"/>
               <w:rPr>
                 <w:sz w:val="20"/>
               </w:rPr>
             </w:pPr>
+            <w:r>
+              <w:rPr>
+                <w:sz w:val="20"/>
+              </w:rPr>
+              <w:t>Inventarisierung diverser Hardware</w:t>
+            </w:r>
+          </w:p>
+          <w:p>
+            <w:pPr>
+              <w:pStyle w:val="Listenabsatz"/>
+              <w:numPr>
+                <w:ilvl w:val="0"/>
+                <w:numId w:val="1"/>
+              </w:numPr>
+              <w:spacing w:line="260" w:lineRule="exact"/>
+              <w:rPr>
+                <w:sz w:val="20"/>
+              </w:rPr>
+            </w:pPr>
+            <w:r>
+              <w:rPr>
+                <w:sz w:val="20"/>
+              </w:rPr>
+              <w:t xml:space="preserve">Benutzer </w:t>
+            </w:r>
+            <w:r>
+              <w:rPr>
+                <w:sz w:val="20"/>
+              </w:rPr>
+              <w:t>in</w:t>
+            </w:r>
+            <w:r>
+              <w:rPr>
+                <w:sz w:val="20"/>
+              </w:rPr>
+              <w:t xml:space="preserve"> </w:t>
+            </w:r>
+            <w:proofErr w:type="spellStart"/>
+            <w:r>
+              <w:rPr>
+                <w:sz w:val="20"/>
+              </w:rPr>
+              <w:t>Active</w:t>
+            </w:r>
+            <w:proofErr w:type="spellEnd"/>
+            <w:r>
+              <w:rPr>
+                <w:sz w:val="20"/>
+              </w:rPr>
+              <w:t xml:space="preserve"> Directory Gruppe hinzugefügt</w:t>
+            </w:r>
+          </w:p>
+          <w:p>
+            <w:pPr>
+              <w:pStyle w:val="Listenabsatz"/>
+              <w:numPr>
+                <w:ilvl w:val="0"/>
+                <w:numId w:val="1"/>
+              </w:numPr>
+              <w:spacing w:line="260" w:lineRule="exact"/>
+              <w:rPr>
+                <w:sz w:val="20"/>
+              </w:rPr>
+            </w:pPr>
+            <w:r>
+              <w:rPr>
+                <w:sz w:val="20"/>
+              </w:rPr>
+              <w:t>Backupbänder Wiederherstellung, Export, Import und Löschung</w:t>
+            </w:r>
+          </w:p>
+          <w:p>
+            <w:pPr>
+              <w:pStyle w:val="Listenabsatz"/>
+              <w:numPr>
+                <w:ilvl w:val="0"/>
+                <w:numId w:val="1"/>
+              </w:numPr>
+              <w:spacing w:line="260" w:lineRule="exact"/>
+              <w:rPr>
+                <w:sz w:val="20"/>
+              </w:rPr>
+            </w:pPr>
+            <w:r>
+              <w:rPr>
+                <w:sz w:val="20"/>
+              </w:rPr>
+              <w:t>Windows 11 Image via SCCM installiert und Gerät der Domäne hinzugefügt</w:t>
+            </w:r>
           </w:p>
         </w:tc>
         <w:tc>
           <w:tcPr>
-            <w:tcW w:w="1170" w:type="dxa"/>
+            <w:tcW w:w="1174" w:type="dxa"/>
             <w:tcBorders>
               <w:top w:val="single" w:sz="4" w:space="0" w:color="000000"/>
               <w:left w:val="single" w:sz="4" w:space="0" w:color="000000"/>
@@ -244,6 +482,36 @@
                 <w:sz w:val="20"/>
               </w:rPr>
             </w:pPr>
+          </w:p>
+          <w:p>
+            <w:pPr>
+              <w:spacing w:line="260" w:lineRule="exact"/>
+              <w:rPr>
+                <w:sz w:val="20"/>
+              </w:rPr>
+            </w:pPr>
+          </w:p>
+          <w:p>
+            <w:pPr>
+              <w:spacing w:line="260" w:lineRule="exact"/>
+              <w:rPr>
+                <w:sz w:val="20"/>
+              </w:rPr>
+            </w:pPr>
+          </w:p>
+          <w:p>
+            <w:pPr>
+              <w:spacing w:line="260" w:lineRule="exact"/>
+              <w:rPr>
+                <w:sz w:val="20"/>
+              </w:rPr>
+            </w:pPr>
+            <w:r>
+              <w:rPr>
+                <w:sz w:val="20"/>
+              </w:rPr>
+              <w:t>7</w:t>
+            </w:r>
           </w:p>
         </w:tc>
       </w:tr>
@@ -280,7 +548,7 @@
         </w:tc>
         <w:tc>
           <w:tcPr>
-            <w:tcW w:w="7087" w:type="dxa"/>
+            <w:tcW w:w="7083" w:type="dxa"/>
             <w:tcBorders>
               <w:top w:val="single" w:sz="4" w:space="0" w:color="000000"/>
               <w:left w:val="single" w:sz="4" w:space="0" w:color="000000"/>
@@ -293,9 +561,159 @@
               <w:pStyle w:val="Listenabsatz"/>
               <w:numPr>
                 <w:ilvl w:val="0"/>
-                <w:numId w:val="6"/>
+                <w:numId w:val="1"/>
               </w:numPr>
               <w:spacing w:line="260" w:lineRule="exact"/>
+              <w:rPr>
+                <w:vanish/>
+                <w:sz w:val="20"/>
+              </w:rPr>
+            </w:pPr>
+          </w:p>
+          <w:tbl>
+            <w:tblPr>
+              <w:tblW w:w="6871" w:type="dxa"/>
+              <w:tblLayout w:type="fixed"/>
+              <w:tblCellMar>
+                <w:top w:w="15" w:type="dxa"/>
+                <w:left w:w="15" w:type="dxa"/>
+                <w:bottom w:w="15" w:type="dxa"/>
+                <w:right w:w="15" w:type="dxa"/>
+              </w:tblCellMar>
+              <w:tblLook w:val="04A0" w:firstRow="1" w:lastRow="0" w:firstColumn="1" w:lastColumn="0" w:noHBand="0" w:noVBand="1"/>
+            </w:tblPr>
+            <w:tblGrid>
+              <w:gridCol w:w="6871"/>
+            </w:tblGrid>
+            <w:tr>
+              <w:tc>
+                <w:tcPr>
+                  <w:tcW w:w="6871" w:type="dxa"/>
+                  <w:vAlign w:val="center"/>
+                </w:tcPr>
+                <w:p>
+                  <w:pPr>
+                    <w:framePr w:hSpace="141" w:wrap="around" w:vAnchor="text" w:hAnchor="margin" w:y="1681"/>
+                    <w:numPr>
+                      <w:ilvl w:val="0"/>
+                      <w:numId w:val="1"/>
+                    </w:numPr>
+                    <w:spacing w:line="260" w:lineRule="exact"/>
+                    <w:rPr>
+                      <w:sz w:val="20"/>
+                    </w:rPr>
+                  </w:pPr>
+                  <w:r>
+                    <w:rPr>
+                      <w:sz w:val="20"/>
+                    </w:rPr>
+                    <w:t>Windows 10 und 11 Updates auf mehreren Geräten installiert</w:t>
+                  </w:r>
+                </w:p>
+                <w:p>
+                  <w:pPr>
+                    <w:framePr w:hSpace="141" w:wrap="around" w:vAnchor="text" w:hAnchor="margin" w:y="1681"/>
+                    <w:numPr>
+                      <w:ilvl w:val="0"/>
+                      <w:numId w:val="1"/>
+                    </w:numPr>
+                    <w:spacing w:line="260" w:lineRule="exact"/>
+                    <w:rPr>
+                      <w:sz w:val="20"/>
+                    </w:rPr>
+                  </w:pPr>
+                  <w:r>
+                    <w:rPr>
+                      <w:sz w:val="20"/>
+                    </w:rPr>
+                    <w:t xml:space="preserve">Fortsetzung der </w:t>
+                  </w:r>
+                  <w:proofErr w:type="spellStart"/>
+                  <w:r>
+                    <w:rPr>
+                      <w:sz w:val="20"/>
+                    </w:rPr>
+                    <w:t>Laptop</w:t>
+                  </w:r>
+                  <w:r>
+                    <w:rPr>
+                      <w:sz w:val="20"/>
+                    </w:rPr>
+                    <w:t>nstallation</w:t>
+                  </w:r>
+                  <w:proofErr w:type="spellEnd"/>
+                  <w:r>
+                    <w:rPr>
+                      <w:sz w:val="20"/>
+                    </w:rPr>
+                    <w:t xml:space="preserve"> (Client-Registrierung, Nachkonfiguration)</w:t>
+                  </w:r>
+                </w:p>
+                <w:p>
+                  <w:pPr>
+                    <w:framePr w:hSpace="141" w:wrap="around" w:vAnchor="text" w:hAnchor="margin" w:y="1681"/>
+                    <w:numPr>
+                      <w:ilvl w:val="0"/>
+                      <w:numId w:val="1"/>
+                    </w:numPr>
+                    <w:spacing w:line="260" w:lineRule="exact"/>
+                    <w:rPr>
+                      <w:sz w:val="20"/>
+                    </w:rPr>
+                  </w:pPr>
+                  <w:r>
+                    <w:rPr>
+                      <w:sz w:val="20"/>
+                    </w:rPr>
+                    <w:t>Fehlersuche bei Windows-Komponenten, z. B. Update- und Dienstprobleme</w:t>
+                  </w:r>
+                </w:p>
+                <w:p>
+                  <w:pPr>
+                    <w:framePr w:hSpace="141" w:wrap="around" w:vAnchor="text" w:hAnchor="margin" w:y="1681"/>
+                    <w:numPr>
+                      <w:ilvl w:val="0"/>
+                      <w:numId w:val="1"/>
+                    </w:numPr>
+                    <w:spacing w:line="260" w:lineRule="exact"/>
+                    <w:rPr>
+                      <w:sz w:val="20"/>
+                    </w:rPr>
+                  </w:pPr>
+                  <w:r>
+                    <w:rPr>
+                      <w:sz w:val="20"/>
+                    </w:rPr>
+                    <w:t>Test der SCCM-Softwareverteilung und Kommunikation mit dem Server</w:t>
+                  </w:r>
+                </w:p>
+                <w:p>
+                  <w:pPr>
+                    <w:framePr w:hSpace="141" w:wrap="around" w:vAnchor="text" w:hAnchor="margin" w:y="1681"/>
+                    <w:numPr>
+                      <w:ilvl w:val="0"/>
+                      <w:numId w:val="1"/>
+                    </w:numPr>
+                    <w:spacing w:line="260" w:lineRule="exact"/>
+                    <w:rPr>
+                      <w:sz w:val="20"/>
+                    </w:rPr>
+                  </w:pPr>
+                  <w:r>
+                    <w:rPr>
+                      <w:sz w:val="20"/>
+                    </w:rPr>
+                    <w:t>Installationsschritte für das neue Image dokumentiert</w:t>
+                  </w:r>
+                </w:p>
+              </w:tc>
+            </w:tr>
+          </w:tbl>
+          <w:p>
+            <w:pPr>
+              <w:pStyle w:val="Listenabsatz"/>
+              <w:spacing w:line="260" w:lineRule="exact"/>
+              <w:ind w:left="0"/>
               <w:rPr>
                 <w:sz w:val="20"/>
               </w:rPr>
@@ -304,7 +722,7 @@
         </w:tc>
         <w:tc>
           <w:tcPr>
-            <w:tcW w:w="1170" w:type="dxa"/>
+            <w:tcW w:w="1174" w:type="dxa"/>
             <w:tcBorders>
               <w:top w:val="single" w:sz="4" w:space="0" w:color="000000"/>
               <w:left w:val="single" w:sz="4" w:space="0" w:color="000000"/>
@@ -320,6 +738,49 @@
                 <w:szCs w:val="22"/>
               </w:rPr>
             </w:pPr>
+          </w:p>
+          <w:p>
+            <w:pPr>
+              <w:spacing w:line="260" w:lineRule="exact"/>
+              <w:rPr>
+                <w:sz w:val="22"/>
+                <w:szCs w:val="22"/>
+              </w:rPr>
+            </w:pPr>
+          </w:p>
+          <w:p>
+            <w:pPr>
+              <w:spacing w:line="260" w:lineRule="exact"/>
+              <w:rPr>
+                <w:sz w:val="22"/>
+                <w:szCs w:val="22"/>
+              </w:rPr>
+            </w:pPr>
+          </w:p>
+          <w:p>
+            <w:pPr>
+              <w:spacing w:line="260" w:lineRule="exact"/>
+              <w:rPr>
+                <w:sz w:val="22"/>
+                <w:szCs w:val="22"/>
+              </w:rPr>
+            </w:pPr>
+          </w:p>
+          <w:p>
+            <w:pPr>
+              <w:spacing w:line="260" w:lineRule="exact"/>
+              <w:rPr>
+                <w:sz w:val="22"/>
+                <w:szCs w:val="22"/>
+              </w:rPr>
+            </w:pPr>
+            <w:r>
+              <w:rPr>
+                <w:sz w:val="22"/>
+                <w:szCs w:val="22"/>
+              </w:rPr>
+              <w:t>8</w:t>
+            </w:r>
           </w:p>
         </w:tc>
       </w:tr>
@@ -356,7 +817,7 @@
         </w:tc>
         <w:tc>
           <w:tcPr>
-            <w:tcW w:w="7087" w:type="dxa"/>
+            <w:tcW w:w="7083" w:type="dxa"/>
             <w:tcBorders>
               <w:top w:val="single" w:sz="4" w:space="0" w:color="000000"/>
               <w:left w:val="single" w:sz="4" w:space="0" w:color="000000"/>
@@ -369,18 +830,114 @@
               <w:pStyle w:val="Listenabsatz"/>
               <w:numPr>
                 <w:ilvl w:val="0"/>
-                <w:numId w:val="6"/>
+                <w:numId w:val="1"/>
               </w:numPr>
               <w:spacing w:line="260" w:lineRule="exact"/>
               <w:rPr>
                 <w:sz w:val="20"/>
               </w:rPr>
             </w:pPr>
+            <w:r>
+              <w:rPr>
+                <w:sz w:val="20"/>
+              </w:rPr>
+              <w:t>Abschluss der SCCM-Installation und Funktionsprüfung</w:t>
+            </w:r>
+          </w:p>
+          <w:p>
+            <w:pPr>
+              <w:pStyle w:val="Listenabsatz"/>
+              <w:numPr>
+                <w:ilvl w:val="0"/>
+                <w:numId w:val="1"/>
+              </w:numPr>
+              <w:spacing w:line="260" w:lineRule="exact"/>
+              <w:rPr>
+                <w:sz w:val="20"/>
+              </w:rPr>
+            </w:pPr>
+            <w:r>
+              <w:rPr>
+                <w:sz w:val="20"/>
+              </w:rPr>
+              <w:t>Windows-Upgrade auf 22H2 getestet und Troubleshooting</w:t>
+            </w:r>
+          </w:p>
+          <w:p>
+            <w:pPr>
+              <w:pStyle w:val="Listenabsatz"/>
+              <w:numPr>
+                <w:ilvl w:val="0"/>
+                <w:numId w:val="1"/>
+              </w:numPr>
+              <w:spacing w:line="260" w:lineRule="exact"/>
+              <w:rPr>
+                <w:sz w:val="20"/>
+              </w:rPr>
+            </w:pPr>
+            <w:r>
+              <w:rPr>
+                <w:sz w:val="20"/>
+              </w:rPr>
+              <w:t xml:space="preserve">Laptop und </w:t>
+            </w:r>
+            <w:proofErr w:type="spellStart"/>
+            <w:r>
+              <w:rPr>
+                <w:sz w:val="20"/>
+              </w:rPr>
+              <w:t>ThinClient</w:t>
+            </w:r>
+            <w:proofErr w:type="spellEnd"/>
+            <w:r>
+              <w:rPr>
+                <w:sz w:val="20"/>
+              </w:rPr>
+              <w:t xml:space="preserve"> für Privatverkauf vorbereitet</w:t>
+            </w:r>
+          </w:p>
+          <w:p>
+            <w:pPr>
+              <w:pStyle w:val="Listenabsatz"/>
+              <w:numPr>
+                <w:ilvl w:val="0"/>
+                <w:numId w:val="1"/>
+              </w:numPr>
+              <w:spacing w:line="260" w:lineRule="exact"/>
+              <w:rPr>
+                <w:sz w:val="20"/>
+              </w:rPr>
+            </w:pPr>
+            <w:r>
+              <w:rPr>
+                <w:sz w:val="20"/>
+              </w:rPr>
+              <w:t>SharePoint-Berechtigungen angepasst und Freigaben überprüft</w:t>
+            </w:r>
+          </w:p>
+          <w:p>
+            <w:pPr>
+              <w:pStyle w:val="Listenabsatz"/>
+              <w:numPr>
+                <w:ilvl w:val="0"/>
+                <w:numId w:val="1"/>
+              </w:numPr>
+              <w:spacing w:line="260" w:lineRule="exact"/>
+              <w:rPr>
+                <w:sz w:val="20"/>
+              </w:rPr>
+            </w:pPr>
+            <w:r>
+              <w:rPr>
+                <w:sz w:val="20"/>
+              </w:rPr>
+              <w:t>Diverse Hardware inventarisiert</w:t>
+            </w:r>
           </w:p>
         </w:tc>
         <w:tc>
           <w:tcPr>
-            <w:tcW w:w="1170" w:type="dxa"/>
+            <w:tcW w:w="1174" w:type="dxa"/>
             <w:tcBorders>
               <w:top w:val="single" w:sz="4" w:space="0" w:color="000000"/>
               <w:left w:val="single" w:sz="4" w:space="0" w:color="000000"/>
@@ -396,6 +953,31 @@
                 <w:szCs w:val="22"/>
               </w:rPr>
             </w:pPr>
+          </w:p>
+          <w:p>
+            <w:pPr>
+              <w:spacing w:line="260" w:lineRule="exact"/>
+              <w:rPr>
+                <w:sz w:val="22"/>
+                <w:szCs w:val="22"/>
+              </w:rPr>
+            </w:pPr>
+          </w:p>
+          <w:p>
+            <w:pPr>
+              <w:spacing w:line="260" w:lineRule="exact"/>
+              <w:rPr>
+                <w:sz w:val="22"/>
+                <w:szCs w:val="22"/>
+              </w:rPr>
+            </w:pPr>
+            <w:r>
+              <w:rPr>
+                <w:sz w:val="22"/>
+                <w:szCs w:val="22"/>
+              </w:rPr>
+              <w:t xml:space="preserve"> 7</w:t>
+            </w:r>
           </w:p>
         </w:tc>
       </w:tr>
@@ -432,7 +1014,7 @@
         </w:tc>
         <w:tc>
           <w:tcPr>
-            <w:tcW w:w="7087" w:type="dxa"/>
+            <w:tcW w:w="7083" w:type="dxa"/>
             <w:tcBorders>
               <w:top w:val="single" w:sz="4" w:space="0" w:color="000000"/>
               <w:left w:val="single" w:sz="4" w:space="0" w:color="000000"/>
@@ -445,18 +1027,140 @@
               <w:pStyle w:val="Listenabsatz"/>
               <w:numPr>
                 <w:ilvl w:val="0"/>
-                <w:numId w:val="6"/>
+                <w:numId w:val="1"/>
               </w:numPr>
               <w:spacing w:line="260" w:lineRule="exact"/>
               <w:rPr>
                 <w:sz w:val="20"/>
               </w:rPr>
             </w:pPr>
+            <w:r>
+              <w:rPr>
+                <w:sz w:val="20"/>
+              </w:rPr>
+              <w:t>Windows 10 Upgrade von 1909 auf 22H2 getestet und Fehlern recherchiert</w:t>
+            </w:r>
+          </w:p>
+          <w:p>
+            <w:pPr>
+              <w:pStyle w:val="Listenabsatz"/>
+              <w:numPr>
+                <w:ilvl w:val="0"/>
+                <w:numId w:val="1"/>
+              </w:numPr>
+              <w:spacing w:line="260" w:lineRule="exact"/>
+              <w:rPr>
+                <w:sz w:val="20"/>
+              </w:rPr>
+            </w:pPr>
+            <w:r>
+              <w:rPr>
+                <w:sz w:val="20"/>
+              </w:rPr>
+              <w:t>Laptop geklont und Image auf ein anderes Gerät übertragen</w:t>
+            </w:r>
+          </w:p>
+          <w:p>
+            <w:pPr>
+              <w:pStyle w:val="Listenabsatz"/>
+              <w:numPr>
+                <w:ilvl w:val="0"/>
+                <w:numId w:val="1"/>
+              </w:numPr>
+              <w:spacing w:line="260" w:lineRule="exact"/>
+              <w:rPr>
+                <w:sz w:val="20"/>
+              </w:rPr>
+            </w:pPr>
+            <w:r>
+              <w:rPr>
+                <w:sz w:val="20"/>
+              </w:rPr>
+              <w:t>Fehler bei der MBR2GPT-Konvertierung analysiert und nach erneutem Klonen behoben</w:t>
+            </w:r>
+          </w:p>
+          <w:p>
+            <w:pPr>
+              <w:pStyle w:val="Listenabsatz"/>
+              <w:numPr>
+                <w:ilvl w:val="0"/>
+                <w:numId w:val="1"/>
+              </w:numPr>
+              <w:spacing w:line="260" w:lineRule="exact"/>
+              <w:rPr>
+                <w:sz w:val="20"/>
+              </w:rPr>
+            </w:pPr>
+            <w:r>
+              <w:rPr>
+                <w:sz w:val="20"/>
+              </w:rPr>
+              <w:t xml:space="preserve">IDs der </w:t>
+            </w:r>
+            <w:proofErr w:type="spellStart"/>
+            <w:r>
+              <w:rPr>
+                <w:sz w:val="20"/>
+              </w:rPr>
+              <w:t>FortiClient</w:t>
+            </w:r>
+            <w:proofErr w:type="spellEnd"/>
+            <w:r>
+              <w:rPr>
+                <w:sz w:val="20"/>
+              </w:rPr>
+              <w:t xml:space="preserve"> Webfilter-</w:t>
+            </w:r>
+            <w:proofErr w:type="spellStart"/>
+            <w:r>
+              <w:rPr>
+                <w:sz w:val="20"/>
+              </w:rPr>
+              <w:t>Extensions</w:t>
+            </w:r>
+            <w:proofErr w:type="spellEnd"/>
+            <w:r>
+              <w:rPr>
+                <w:sz w:val="20"/>
+              </w:rPr>
+              <w:t xml:space="preserve"> (Edge, Firefox, Chrome) überprüft</w:t>
+            </w:r>
+            <w:r>
+              <w:rPr>
+                <w:sz w:val="20"/>
+              </w:rPr>
+              <w:t xml:space="preserve">, </w:t>
+            </w:r>
+            <w:r>
+              <w:rPr>
+                <w:sz w:val="20"/>
+              </w:rPr>
+              <w:t>GPO angepasst und Extension hinzugefügt</w:t>
+            </w:r>
+          </w:p>
+          <w:p>
+            <w:pPr>
+              <w:pStyle w:val="Listenabsatz"/>
+              <w:numPr>
+                <w:ilvl w:val="0"/>
+                <w:numId w:val="1"/>
+              </w:numPr>
+              <w:spacing w:line="260" w:lineRule="exact"/>
+              <w:rPr>
+                <w:sz w:val="20"/>
+              </w:rPr>
+            </w:pPr>
+            <w:r>
+              <w:rPr>
+                <w:sz w:val="20"/>
+              </w:rPr>
+              <w:t>Dokumentation und Nachbereitung des Installationsprozesses des neuen Images</w:t>
+            </w:r>
           </w:p>
         </w:tc>
         <w:tc>
           <w:tcPr>
-            <w:tcW w:w="1170" w:type="dxa"/>
+            <w:tcW w:w="1174" w:type="dxa"/>
             <w:tcBorders>
               <w:top w:val="single" w:sz="4" w:space="0" w:color="000000"/>
               <w:left w:val="single" w:sz="4" w:space="0" w:color="000000"/>
@@ -473,83 +1177,45 @@
               </w:rPr>
             </w:pPr>
           </w:p>
+          <w:p>
+            <w:pPr>
+              <w:spacing w:line="260" w:lineRule="exact"/>
+              <w:rPr>
+                <w:sz w:val="22"/>
+                <w:szCs w:val="22"/>
+              </w:rPr>
+            </w:pPr>
+          </w:p>
+          <w:p>
+            <w:pPr>
+              <w:spacing w:line="260" w:lineRule="exact"/>
+              <w:rPr>
+                <w:sz w:val="22"/>
+                <w:szCs w:val="22"/>
+              </w:rPr>
+            </w:pPr>
+          </w:p>
+          <w:p>
+            <w:pPr>
+              <w:spacing w:line="260" w:lineRule="exact"/>
+              <w:rPr>
+                <w:sz w:val="22"/>
+                <w:szCs w:val="22"/>
+              </w:rPr>
+            </w:pPr>
+            <w:r>
+              <w:rPr>
+                <w:sz w:val="22"/>
+                <w:szCs w:val="22"/>
+              </w:rPr>
+              <w:t>8</w:t>
+            </w:r>
+          </w:p>
         </w:tc>
       </w:tr>
       <w:tr>
         <w:trPr>
-          <w:trHeight w:val="1198"/>
-        </w:trPr>
-        <w:tc>
-          <w:tcPr>
-            <w:tcW w:w="1383" w:type="dxa"/>
-            <w:tcBorders>
-              <w:top w:val="single" w:sz="4" w:space="0" w:color="000000"/>
-              <w:left w:val="single" w:sz="4" w:space="0" w:color="000000"/>
-              <w:bottom w:val="single" w:sz="4" w:space="0" w:color="000000"/>
-              <w:right w:val="single" w:sz="4" w:space="0" w:color="000000"/>
-            </w:tcBorders>
-          </w:tcPr>
-          <w:p>
-            <w:pPr>
-              <w:spacing w:line="260" w:lineRule="exact"/>
-              <w:rPr>
-                <w:sz w:val="22"/>
-                <w:szCs w:val="22"/>
-              </w:rPr>
-            </w:pPr>
-            <w:r>
-              <w:rPr>
-                <w:sz w:val="22"/>
-                <w:szCs w:val="22"/>
-              </w:rPr>
-              <w:t>Samstag</w:t>
-            </w:r>
-          </w:p>
-        </w:tc>
-        <w:tc>
-          <w:tcPr>
-            <w:tcW w:w="7087" w:type="dxa"/>
-            <w:tcBorders>
-              <w:top w:val="single" w:sz="4" w:space="0" w:color="000000"/>
-              <w:left w:val="single" w:sz="4" w:space="0" w:color="000000"/>
-              <w:bottom w:val="single" w:sz="4" w:space="0" w:color="000000"/>
-              <w:right w:val="single" w:sz="4" w:space="0" w:color="000000"/>
-            </w:tcBorders>
-          </w:tcPr>
-          <w:p>
-            <w:pPr>
-              <w:spacing w:line="260" w:lineRule="exact"/>
-              <w:rPr>
-                <w:sz w:val="22"/>
-                <w:szCs w:val="22"/>
-              </w:rPr>
-            </w:pPr>
-          </w:p>
-        </w:tc>
-        <w:tc>
-          <w:tcPr>
-            <w:tcW w:w="1170" w:type="dxa"/>
-            <w:tcBorders>
-              <w:top w:val="single" w:sz="4" w:space="0" w:color="000000"/>
-              <w:left w:val="single" w:sz="4" w:space="0" w:color="000000"/>
-              <w:bottom w:val="single" w:sz="4" w:space="0" w:color="000000"/>
-              <w:right w:val="single" w:sz="4" w:space="0" w:color="000000"/>
-            </w:tcBorders>
-          </w:tcPr>
-          <w:p>
-            <w:pPr>
-              <w:spacing w:line="260" w:lineRule="exact"/>
-              <w:rPr>
-                <w:sz w:val="22"/>
-                <w:szCs w:val="22"/>
-              </w:rPr>
-            </w:pPr>
-          </w:p>
-        </w:tc>
-      </w:tr>
-      <w:tr>
-        <w:trPr>
-          <w:trHeight w:val="490"/>
+          <w:trHeight w:val="202"/>
         </w:trPr>
         <w:tc>
           <w:tcPr>
@@ -570,10 +1236,9 @@
         </w:tc>
         <w:tc>
           <w:tcPr>
-            <w:tcW w:w="7087" w:type="dxa"/>
+            <w:tcW w:w="7083" w:type="dxa"/>
             <w:tcBorders>
               <w:top w:val="single" w:sz="4" w:space="0" w:color="000000"/>
-              <w:left w:val="nil"/>
               <w:right w:val="single" w:sz="4" w:space="0" w:color="000000"/>
             </w:tcBorders>
           </w:tcPr>
@@ -582,16 +1247,6 @@
               <w:spacing w:line="260" w:lineRule="exact"/>
               <w:jc w:val="right"/>
               <w:rPr>
-                <w:sz w:val="22"/>
-                <w:szCs w:val="22"/>
-              </w:rPr>
-            </w:pPr>
-          </w:p>
-          <w:p>
-            <w:pPr>
-              <w:spacing w:line="260" w:lineRule="exact"/>
-              <w:jc w:val="right"/>
-              <w:rPr>
                 <w:b/>
                 <w:bCs/>
                 <w:sz w:val="22"/>
@@ -610,7 +1265,7 @@
         </w:tc>
         <w:tc>
           <w:tcPr>
-            <w:tcW w:w="1170" w:type="dxa"/>
+            <w:tcW w:w="1174" w:type="dxa"/>
             <w:tcBorders>
               <w:top w:val="single" w:sz="4" w:space="0" w:color="000000"/>
               <w:left w:val="single" w:sz="4" w:space="0" w:color="000000"/>
@@ -626,14 +1281,23 @@
                 <w:szCs w:val="22"/>
               </w:rPr>
             </w:pPr>
+            <w:r>
+              <w:rPr>
+                <w:sz w:val="22"/>
+                <w:szCs w:val="22"/>
+              </w:rPr>
+              <w:t>38</w:t>
+            </w:r>
           </w:p>
         </w:tc>
       </w:tr>
     </w:tbl>
+    <w:p/>
     <w:tbl>
       <w:tblPr>
         <w:tblpPr w:leftFromText="141" w:rightFromText="141" w:vertAnchor="page" w:horzAnchor="margin" w:tblpY="691"/>
         <w:tblW w:w="9555" w:type="dxa"/>
+        <w:tblLayout w:type="fixed"/>
         <w:tblCellMar>
           <w:top w:w="57" w:type="dxa"/>
           <w:left w:w="57" w:type="dxa"/>
@@ -652,7 +1316,7 @@
       <w:tr>
         <w:tc>
           <w:tcPr>
-            <w:tcW w:w="3249" w:type="dxa"/>
+            <w:tcW w:w="3248" w:type="dxa"/>
             <w:tcBorders>
               <w:top w:val="single" w:sz="4" w:space="0" w:color="808080"/>
               <w:left w:val="single" w:sz="4" w:space="0" w:color="808080"/>
@@ -711,7 +1375,7 @@
       <w:tr>
         <w:tc>
           <w:tcPr>
-            <w:tcW w:w="3249" w:type="dxa"/>
+            <w:tcW w:w="3248" w:type="dxa"/>
             <w:tcBorders>
               <w:top w:val="single" w:sz="4" w:space="0" w:color="808080"/>
               <w:left w:val="single" w:sz="4" w:space="0" w:color="808080"/>
@@ -769,7 +1433,7 @@
       <w:tr>
         <w:tc>
           <w:tcPr>
-            <w:tcW w:w="3249" w:type="dxa"/>
+            <w:tcW w:w="3248" w:type="dxa"/>
             <w:tcBorders>
               <w:top w:val="single" w:sz="4" w:space="0" w:color="808080"/>
               <w:left w:val="single" w:sz="4" w:space="0" w:color="808080"/>
@@ -894,7 +1558,7 @@
       <w:tr>
         <w:tc>
           <w:tcPr>
-            <w:tcW w:w="3249" w:type="dxa"/>
+            <w:tcW w:w="3248" w:type="dxa"/>
             <w:tcBorders>
               <w:top w:val="single" w:sz="4" w:space="0" w:color="808080"/>
               <w:left w:val="single" w:sz="4" w:space="0" w:color="808080"/>
@@ -1017,33 +1681,6 @@
         </w:tc>
       </w:tr>
     </w:tbl>
-    <w:p>
-      <w:pPr>
-        <w:spacing w:line="260" w:lineRule="exact"/>
-        <w:rPr>
-          <w:sz w:val="18"/>
-          <w:szCs w:val="18"/>
-        </w:rPr>
-      </w:pPr>
-    </w:p>
-    <w:p>
-      <w:pPr>
-        <w:spacing w:line="260" w:lineRule="exact"/>
-        <w:rPr>
-          <w:sz w:val="18"/>
-          <w:szCs w:val="18"/>
-        </w:rPr>
-      </w:pPr>
-    </w:p>
-    <w:p>
-      <w:pPr>
-        <w:spacing w:line="260" w:lineRule="exact"/>
-        <w:rPr>
-          <w:sz w:val="18"/>
-          <w:szCs w:val="18"/>
-        </w:rPr>
-      </w:pPr>
-    </w:p>
     <w:p>
       <w:pPr>
         <w:spacing w:line="260" w:lineRule="exact"/>
@@ -1091,7 +1728,7 @@
           <w:sz w:val="18"/>
           <w:szCs w:val="18"/>
         </w:rPr>
-        <w:t>TT.MM.JJJJ</w:t>
+        <w:t>17.11.2025,</w:t>
       </w:r>
       <w:r>
         <w:rPr>
@@ -1141,18 +1778,19 @@
           <w:szCs w:val="18"/>
         </w:rPr>
         <w:tab/>
-        <w:t>TT.MM.JJJJ</w:t>
+        <w:t>17.11.2025,</w:t>
       </w:r>
     </w:p>
     <w:tbl>
       <w:tblPr>
         <w:tblW w:w="9639" w:type="dxa"/>
+        <w:tblLayout w:type="fixed"/>
         <w:tblLook w:val="01E0" w:firstRow="1" w:lastRow="1" w:firstColumn="1" w:lastColumn="1" w:noHBand="0" w:noVBand="0"/>
       </w:tblPr>
       <w:tblGrid>
         <w:gridCol w:w="3968"/>
-        <w:gridCol w:w="1700"/>
-        <w:gridCol w:w="3971"/>
+        <w:gridCol w:w="1696"/>
+        <w:gridCol w:w="3975"/>
       </w:tblGrid>
       <w:tr>
         <w:tc>
@@ -1181,7 +1819,7 @@
         </w:tc>
         <w:tc>
           <w:tcPr>
-            <w:tcW w:w="1700" w:type="dxa"/>
+            <w:tcW w:w="1696" w:type="dxa"/>
           </w:tcPr>
           <w:p>
             <w:pPr>
@@ -1195,7 +1833,7 @@
         </w:tc>
         <w:tc>
           <w:tcPr>
-            <w:tcW w:w="3971" w:type="dxa"/>
+            <w:tcW w:w="3975" w:type="dxa"/>
             <w:tcBorders>
               <w:top w:val="single" w:sz="4" w:space="0" w:color="000000"/>
             </w:tcBorders>
@@ -1239,249 +1877,12 @@
 </w:document>
 </file>
 
-<file path=word/endnotes.xml><?xml version="1.0" encoding="utf-8"?>
-<w:endnotes xmlns:wpc="http://schemas.microsoft.com/office/word/2010/wordprocessingCanvas" xmlns:cx="http://schemas.microsoft.com/office/drawing/2014/chartex" xmlns:cx1="http://schemas.microsoft.com/office/drawing/2015/9/8/chartex" xmlns:cx2="http://schemas.microsoft.com/office/drawing/2015/10/21/chartex" xmlns:cx3="http://schemas.microsoft.com/office/drawing/2016/5/9/chartex" xmlns:cx4="http://schemas.microsoft.com/office/drawing/2016/5/10/chartex" xmlns:cx5="http://schemas.microsoft.com/office/drawing/2016/5/11/chartex" xmlns:cx6="http://schemas.microsoft.com/office/drawing/2016/5/12/chartex" xmlns:cx7="http://schemas.microsoft.com/office/drawing/2016/5/13/chartex" xmlns:cx8="http://schemas.microsoft.com/office/drawing/2016/5/14/chartex" xmlns:mc="http://schemas.openxmlformats.org/markup-compatibility/2006" xmlns:aink="http://schemas.microsoft.com/office/drawing/2016/ink" xmlns:am3d="http://schemas.microsoft.com/office/drawing/2017/model3d" xmlns:o="urn:schemas-microsoft-com:office:office" xmlns:oel="http://schemas.microsoft.com/office/2019/extlst" xmlns:r="http://schemas.openxmlformats.org/officeDocument/2006/relationships" xmlns:m="http://schemas.openxmlformats.org/officeDocument/2006/math" xmlns:v="urn:schemas-microsoft-com:vml" xmlns:wp14="http://schemas.microsoft.com/office/word/2010/wordprocessingDrawing" xmlns:wp="http://schemas.openxmlformats.org/drawingml/2006/wordprocessingDrawing" xmlns:w10="urn:schemas-microsoft-com:office:word" xmlns:w="http://schemas.openxmlformats.org/wordprocessingml/2006/main" xmlns:w14="http://schemas.microsoft.com/office/word/2010/wordml" xmlns:w15="http://schemas.microsoft.com/office/word/2012/wordml" xmlns:w16cex="http://schemas.microsoft.com/office/word/2018/wordml/cex" xmlns:w16cid="http://schemas.microsoft.com/office/word/2016/wordml/cid" xmlns:w16="http://schemas.microsoft.com/office/word/2018/wordml" xmlns:w16du="http://schemas.microsoft.com/office/word/2023/wordml/word16du" xmlns:w16sdtdh="http://schemas.microsoft.com/office/word/2020/wordml/sdtdatahash" xmlns:w16sdtfl="http://schemas.microsoft.com/office/word/2024/wordml/sdtformatlock" xmlns:w16se="http://schemas.microsoft.com/office/word/2015/wordml/symex" xmlns:wpg="http://schemas.microsoft.com/office/word/2010/wordprocessingGroup" xmlns:wpi="http://schemas.microsoft.com/office/word/2010/wordprocessingInk" xmlns:wne="http://schemas.microsoft.com/office/word/2006/wordml" xmlns:wps="http://schemas.microsoft.com/office/word/2010/wordprocessingShape" mc:Ignorable="w14 w15 w16se w16cid w16 w16cex w16sdtdh w16sdtfl w16du wp14">
-  <w:endnote w:type="separator" w:id="-1">
-    <w:p>
-      <w:r>
-        <w:separator/>
-      </w:r>
-    </w:p>
-  </w:endnote>
-  <w:endnote w:type="continuationSeparator" w:id="0">
-    <w:p>
-      <w:r>
-        <w:continuationSeparator/>
-      </w:r>
-    </w:p>
-  </w:endnote>
-</w:endnotes>
-</file>
-
-<file path=word/footnotes.xml><?xml version="1.0" encoding="utf-8"?>
-<w:footnotes xmlns:wpc="http://schemas.microsoft.com/office/word/2010/wordprocessingCanvas" xmlns:cx="http://schemas.microsoft.com/office/drawing/2014/chartex" xmlns:cx1="http://schemas.microsoft.com/office/drawing/2015/9/8/chartex" xmlns:cx2="http://schemas.microsoft.com/office/drawing/2015/10/21/chartex" xmlns:cx3="http://schemas.microsoft.com/office/drawing/2016/5/9/chartex" xmlns:cx4="http://schemas.microsoft.com/office/drawing/2016/5/10/chartex" xmlns:cx5="http://schemas.microsoft.com/office/drawing/2016/5/11/chartex" xmlns:cx6="http://schemas.microsoft.com/office/drawing/2016/5/12/chartex" xmlns:cx7="http://schemas.microsoft.com/office/drawing/2016/5/13/chartex" xmlns:cx8="http://schemas.microsoft.com/office/drawing/2016/5/14/chartex" xmlns:mc="http://schemas.openxmlformats.org/markup-compatibility/2006" xmlns:aink="http://schemas.microsoft.com/office/drawing/2016/ink" xmlns:am3d="http://schemas.microsoft.com/office/drawing/2017/model3d" xmlns:o="urn:schemas-microsoft-com:office:office" xmlns:oel="http://schemas.microsoft.com/office/2019/extlst" xmlns:r="http://schemas.openxmlformats.org/officeDocument/2006/relationships" xmlns:m="http://schemas.openxmlformats.org/officeDocument/2006/math" xmlns:v="urn:schemas-microsoft-com:vml" xmlns:wp14="http://schemas.microsoft.com/office/word/2010/wordprocessingDrawing" xmlns:wp="http://schemas.openxmlformats.org/drawingml/2006/wordprocessingDrawing" xmlns:w10="urn:schemas-microsoft-com:office:word" xmlns:w="http://schemas.openxmlformats.org/wordprocessingml/2006/main" xmlns:w14="http://schemas.microsoft.com/office/word/2010/wordml" xmlns:w15="http://schemas.microsoft.com/office/word/2012/wordml" xmlns:w16cex="http://schemas.microsoft.com/office/word/2018/wordml/cex" xmlns:w16cid="http://schemas.microsoft.com/office/word/2016/wordml/cid" xmlns:w16="http://schemas.microsoft.com/office/word/2018/wordml" xmlns:w16du="http://schemas.microsoft.com/office/word/2023/wordml/word16du" xmlns:w16sdtdh="http://schemas.microsoft.com/office/word/2020/wordml/sdtdatahash" xmlns:w16sdtfl="http://schemas.microsoft.com/office/word/2024/wordml/sdtformatlock" xmlns:w16se="http://schemas.microsoft.com/office/word/2015/wordml/symex" xmlns:wpg="http://schemas.microsoft.com/office/word/2010/wordprocessingGroup" xmlns:wpi="http://schemas.microsoft.com/office/word/2010/wordprocessingInk" xmlns:wne="http://schemas.microsoft.com/office/word/2006/wordml" xmlns:wps="http://schemas.microsoft.com/office/word/2010/wordprocessingShape" mc:Ignorable="w14 w15 w16se w16cid w16 w16cex w16sdtdh w16sdtfl w16du wp14">
-  <w:footnote w:type="separator" w:id="-1">
-    <w:p>
-      <w:r>
-        <w:separator/>
-      </w:r>
-    </w:p>
-  </w:footnote>
-  <w:footnote w:type="continuationSeparator" w:id="0">
-    <w:p>
-      <w:r>
-        <w:continuationSeparator/>
-      </w:r>
-    </w:p>
-  </w:footnote>
-</w:footnotes>
-</file>
-
 <file path=word/numbering.xml><?xml version="1.0" encoding="utf-8"?>
 <w:numbering xmlns:wpc="http://schemas.microsoft.com/office/word/2010/wordprocessingCanvas" xmlns:cx="http://schemas.microsoft.com/office/drawing/2014/chartex" xmlns:cx1="http://schemas.microsoft.com/office/drawing/2015/9/8/chartex" xmlns:cx2="http://schemas.microsoft.com/office/drawing/2015/10/21/chartex" xmlns:cx3="http://schemas.microsoft.com/office/drawing/2016/5/9/chartex" xmlns:cx4="http://schemas.microsoft.com/office/drawing/2016/5/10/chartex" xmlns:cx5="http://schemas.microsoft.com/office/drawing/2016/5/11/chartex" xmlns:cx6="http://schemas.microsoft.com/office/drawing/2016/5/12/chartex" xmlns:cx7="http://schemas.microsoft.com/office/drawing/2016/5/13/chartex" xmlns:cx8="http://schemas.microsoft.com/office/drawing/2016/5/14/chartex" xmlns:mc="http://schemas.openxmlformats.org/markup-compatibility/2006" xmlns:aink="http://schemas.microsoft.com/office/drawing/2016/ink" xmlns:am3d="http://schemas.microsoft.com/office/drawing/2017/model3d" xmlns:o="urn:schemas-microsoft-com:office:office" xmlns:oel="http://schemas.microsoft.com/office/2019/extlst" xmlns:r="http://schemas.openxmlformats.org/officeDocument/2006/relationships" xmlns:m="http://schemas.openxmlformats.org/officeDocument/2006/math" xmlns:v="urn:schemas-microsoft-com:vml" xmlns:wp14="http://schemas.microsoft.com/office/word/2010/wordprocessingDrawing" xmlns:wp="http://schemas.openxmlformats.org/drawingml/2006/wordprocessingDrawing" xmlns:w10="urn:schemas-microsoft-com:office:word" xmlns:w="http://schemas.openxmlformats.org/wordprocessingml/2006/main" xmlns:w14="http://schemas.microsoft.com/office/word/2010/wordml" xmlns:w15="http://schemas.microsoft.com/office/word/2012/wordml" xmlns:w16cex="http://schemas.microsoft.com/office/word/2018/wordml/cex" xmlns:w16cid="http://schemas.microsoft.com/office/word/2016/wordml/cid" xmlns:w16="http://schemas.microsoft.com/office/word/2018/wordml" xmlns:w16du="http://schemas.microsoft.com/office/word/2023/wordml/word16du" xmlns:w16sdtdh="http://schemas.microsoft.com/office/word/2020/wordml/sdtdatahash" xmlns:w16sdtfl="http://schemas.microsoft.com/office/word/2024/wordml/sdtformatlock" xmlns:w16se="http://schemas.microsoft.com/office/word/2015/wordml/symex" xmlns:wpg="http://schemas.microsoft.com/office/word/2010/wordprocessingGroup" xmlns:wpi="http://schemas.microsoft.com/office/word/2010/wordprocessingInk" xmlns:wne="http://schemas.microsoft.com/office/word/2006/wordml" xmlns:wps="http://schemas.microsoft.com/office/word/2010/wordprocessingShape" mc:Ignorable="w14 w15 w16se w16cid w16 w16cex w16sdtdh w16sdtfl w16du wp14">
   <w:abstractNum w:abstractNumId="0" w15:restartNumberingAfterBreak="0">
-    <w:nsid w:val="08794DC9"/>
-    <w:multiLevelType w:val="hybridMultilevel"/>
-    <w:tmpl w:val="A81A80AA"/>
-    <w:lvl w:ilvl="0" w:tplc="04070001">
-      <w:start w:val="1"/>
-      <w:numFmt w:val="bullet"/>
-      <w:lvlText w:val=""/>
-      <w:lvlJc w:val="left"/>
-      <w:pPr>
-        <w:ind w:left="720" w:hanging="360"/>
-      </w:pPr>
-      <w:rPr>
-        <w:rFonts w:ascii="Symbol" w:hAnsi="Symbol" w:hint="default"/>
-      </w:rPr>
-    </w:lvl>
-    <w:lvl w:ilvl="1" w:tplc="04070003" w:tentative="1">
-      <w:start w:val="1"/>
-      <w:numFmt w:val="bullet"/>
-      <w:lvlText w:val="o"/>
-      <w:lvlJc w:val="left"/>
-      <w:pPr>
-        <w:ind w:left="1440" w:hanging="360"/>
-      </w:pPr>
-      <w:rPr>
-        <w:rFonts w:ascii="Courier New" w:hAnsi="Courier New" w:cs="Courier New" w:hint="default"/>
-      </w:rPr>
-    </w:lvl>
-    <w:lvl w:ilvl="2" w:tplc="04070005" w:tentative="1">
-      <w:start w:val="1"/>
-      <w:numFmt w:val="bullet"/>
-      <w:lvlText w:val=""/>
-      <w:lvlJc w:val="left"/>
-      <w:pPr>
-        <w:ind w:left="2160" w:hanging="360"/>
-      </w:pPr>
-      <w:rPr>
-        <w:rFonts w:ascii="Wingdings" w:hAnsi="Wingdings" w:hint="default"/>
-      </w:rPr>
-    </w:lvl>
-    <w:lvl w:ilvl="3" w:tplc="04070001" w:tentative="1">
-      <w:start w:val="1"/>
-      <w:numFmt w:val="bullet"/>
-      <w:lvlText w:val=""/>
-      <w:lvlJc w:val="left"/>
-      <w:pPr>
-        <w:ind w:left="2880" w:hanging="360"/>
-      </w:pPr>
-      <w:rPr>
-        <w:rFonts w:ascii="Symbol" w:hAnsi="Symbol" w:hint="default"/>
-      </w:rPr>
-    </w:lvl>
-    <w:lvl w:ilvl="4" w:tplc="04070003" w:tentative="1">
-      <w:start w:val="1"/>
-      <w:numFmt w:val="bullet"/>
-      <w:lvlText w:val="o"/>
-      <w:lvlJc w:val="left"/>
-      <w:pPr>
-        <w:ind w:left="3600" w:hanging="360"/>
-      </w:pPr>
-      <w:rPr>
-        <w:rFonts w:ascii="Courier New" w:hAnsi="Courier New" w:cs="Courier New" w:hint="default"/>
-      </w:rPr>
-    </w:lvl>
-    <w:lvl w:ilvl="5" w:tplc="04070005" w:tentative="1">
-      <w:start w:val="1"/>
-      <w:numFmt w:val="bullet"/>
-      <w:lvlText w:val=""/>
-      <w:lvlJc w:val="left"/>
-      <w:pPr>
-        <w:ind w:left="4320" w:hanging="360"/>
-      </w:pPr>
-      <w:rPr>
-        <w:rFonts w:ascii="Wingdings" w:hAnsi="Wingdings" w:hint="default"/>
-      </w:rPr>
-    </w:lvl>
-    <w:lvl w:ilvl="6" w:tplc="04070001" w:tentative="1">
-      <w:start w:val="1"/>
-      <w:numFmt w:val="bullet"/>
-      <w:lvlText w:val=""/>
-      <w:lvlJc w:val="left"/>
-      <w:pPr>
-        <w:ind w:left="5040" w:hanging="360"/>
-      </w:pPr>
-      <w:rPr>
-        <w:rFonts w:ascii="Symbol" w:hAnsi="Symbol" w:hint="default"/>
-      </w:rPr>
-    </w:lvl>
-    <w:lvl w:ilvl="7" w:tplc="04070003" w:tentative="1">
-      <w:start w:val="1"/>
-      <w:numFmt w:val="bullet"/>
-      <w:lvlText w:val="o"/>
-      <w:lvlJc w:val="left"/>
-      <w:pPr>
-        <w:ind w:left="5760" w:hanging="360"/>
-      </w:pPr>
-      <w:rPr>
-        <w:rFonts w:ascii="Courier New" w:hAnsi="Courier New" w:cs="Courier New" w:hint="default"/>
-      </w:rPr>
-    </w:lvl>
-    <w:lvl w:ilvl="8" w:tplc="04070005" w:tentative="1">
-      <w:start w:val="1"/>
-      <w:numFmt w:val="bullet"/>
-      <w:lvlText w:val=""/>
-      <w:lvlJc w:val="left"/>
-      <w:pPr>
-        <w:ind w:left="6480" w:hanging="360"/>
-      </w:pPr>
-      <w:rPr>
-        <w:rFonts w:ascii="Wingdings" w:hAnsi="Wingdings" w:hint="default"/>
-      </w:rPr>
-    </w:lvl>
-  </w:abstractNum>
-  <w:abstractNum w:abstractNumId="1" w15:restartNumberingAfterBreak="0">
-    <w:nsid w:val="0CF7181F"/>
-    <w:multiLevelType w:val="hybridMultilevel"/>
-    <w:tmpl w:val="11D8F48E"/>
-    <w:lvl w:ilvl="0" w:tplc="24723235">
-      <w:start w:val="1"/>
-      <w:numFmt w:val="decimal"/>
-      <w:lvlText w:val="%1."/>
-      <w:lvlJc w:val="left"/>
-      <w:pPr>
-        <w:ind w:left="720" w:hanging="360"/>
-      </w:pPr>
-    </w:lvl>
-    <w:lvl w:ilvl="1" w:tplc="24723235" w:tentative="1">
-      <w:start w:val="1"/>
-      <w:numFmt w:val="lowerLetter"/>
-      <w:lvlText w:val="%2."/>
-      <w:lvlJc w:val="left"/>
-      <w:pPr>
-        <w:ind w:left="1440" w:hanging="360"/>
-      </w:pPr>
-    </w:lvl>
-    <w:lvl w:ilvl="2" w:tplc="24723235" w:tentative="1">
-      <w:start w:val="1"/>
-      <w:numFmt w:val="lowerRoman"/>
-      <w:lvlText w:val="%3."/>
-      <w:lvlJc w:val="right"/>
-      <w:pPr>
-        <w:ind w:left="2160" w:hanging="180"/>
-      </w:pPr>
-    </w:lvl>
-    <w:lvl w:ilvl="3" w:tplc="24723235" w:tentative="1">
-      <w:start w:val="1"/>
-      <w:numFmt w:val="decimal"/>
-      <w:lvlText w:val="%4."/>
-      <w:lvlJc w:val="left"/>
-      <w:pPr>
-        <w:ind w:left="2880" w:hanging="360"/>
-      </w:pPr>
-    </w:lvl>
-    <w:lvl w:ilvl="4" w:tplc="24723235" w:tentative="1">
-      <w:start w:val="1"/>
-      <w:numFmt w:val="lowerLetter"/>
-      <w:lvlText w:val="%5."/>
-      <w:lvlJc w:val="left"/>
-      <w:pPr>
-        <w:ind w:left="3600" w:hanging="360"/>
-      </w:pPr>
-    </w:lvl>
-    <w:lvl w:ilvl="5" w:tplc="24723235" w:tentative="1">
-      <w:start w:val="1"/>
-      <w:numFmt w:val="lowerRoman"/>
-      <w:lvlText w:val="%6."/>
-      <w:lvlJc w:val="right"/>
-      <w:pPr>
-        <w:ind w:left="4320" w:hanging="180"/>
-      </w:pPr>
-    </w:lvl>
-    <w:lvl w:ilvl="6" w:tplc="24723235" w:tentative="1">
-      <w:start w:val="1"/>
-      <w:numFmt w:val="decimal"/>
-      <w:lvlText w:val="%7."/>
-      <w:lvlJc w:val="left"/>
-      <w:pPr>
-        <w:ind w:left="5040" w:hanging="360"/>
-      </w:pPr>
-    </w:lvl>
-    <w:lvl w:ilvl="7" w:tplc="24723235" w:tentative="1">
-      <w:start w:val="1"/>
-      <w:numFmt w:val="lowerLetter"/>
-      <w:lvlText w:val="%8."/>
-      <w:lvlJc w:val="left"/>
-      <w:pPr>
-        <w:ind w:left="5760" w:hanging="360"/>
-      </w:pPr>
-    </w:lvl>
-    <w:lvl w:ilvl="8" w:tplc="24723235" w:tentative="1">
-      <w:start w:val="1"/>
-      <w:numFmt w:val="lowerRoman"/>
-      <w:lvlText w:val="%9."/>
-      <w:lvlJc w:val="right"/>
-      <w:pPr>
-        <w:ind w:left="6480" w:hanging="180"/>
-      </w:pPr>
-    </w:lvl>
-  </w:abstractNum>
-  <w:abstractNum w:abstractNumId="2" w15:restartNumberingAfterBreak="0">
-    <w:nsid w:val="117158E4"/>
+    <w:nsid w:val="02651B23"/>
     <w:multiLevelType w:val="multilevel"/>
-    <w:tmpl w:val="D610B7A6"/>
+    <w:tmpl w:val="74F09068"/>
     <w:lvl w:ilvl="0">
       <w:start w:val="1"/>
       <w:numFmt w:val="none"/>
@@ -1489,6 +1890,9 @@
       <w:lvlText w:val=""/>
       <w:lvlJc w:val="left"/>
       <w:pPr>
+        <w:tabs>
+          <w:tab w:val="num" w:pos="0"/>
+        </w:tabs>
         <w:ind w:left="0" w:firstLine="0"/>
       </w:pPr>
     </w:lvl>
@@ -1499,6 +1903,9 @@
       <w:lvlText w:val=""/>
       <w:lvlJc w:val="left"/>
       <w:pPr>
+        <w:tabs>
+          <w:tab w:val="num" w:pos="0"/>
+        </w:tabs>
         <w:ind w:left="0" w:firstLine="0"/>
       </w:pPr>
     </w:lvl>
@@ -1509,6 +1916,9 @@
       <w:lvlText w:val=""/>
       <w:lvlJc w:val="left"/>
       <w:pPr>
+        <w:tabs>
+          <w:tab w:val="num" w:pos="0"/>
+        </w:tabs>
         <w:ind w:left="0" w:firstLine="0"/>
       </w:pPr>
     </w:lvl>
@@ -1519,6 +1929,9 @@
       <w:lvlText w:val=""/>
       <w:lvlJc w:val="left"/>
       <w:pPr>
+        <w:tabs>
+          <w:tab w:val="num" w:pos="0"/>
+        </w:tabs>
         <w:ind w:left="0" w:firstLine="0"/>
       </w:pPr>
     </w:lvl>
@@ -1529,6 +1942,9 @@
       <w:lvlText w:val=""/>
       <w:lvlJc w:val="left"/>
       <w:pPr>
+        <w:tabs>
+          <w:tab w:val="num" w:pos="0"/>
+        </w:tabs>
         <w:ind w:left="0" w:firstLine="0"/>
       </w:pPr>
     </w:lvl>
@@ -1539,6 +1955,9 @@
       <w:lvlText w:val=""/>
       <w:lvlJc w:val="left"/>
       <w:pPr>
+        <w:tabs>
+          <w:tab w:val="num" w:pos="0"/>
+        </w:tabs>
         <w:ind w:left="0" w:firstLine="0"/>
       </w:pPr>
     </w:lvl>
@@ -1549,6 +1968,9 @@
       <w:lvlText w:val=""/>
       <w:lvlJc w:val="left"/>
       <w:pPr>
+        <w:tabs>
+          <w:tab w:val="num" w:pos="0"/>
+        </w:tabs>
         <w:ind w:left="0" w:firstLine="0"/>
       </w:pPr>
     </w:lvl>
@@ -1559,6 +1981,9 @@
       <w:lvlText w:val=""/>
       <w:lvlJc w:val="left"/>
       <w:pPr>
+        <w:tabs>
+          <w:tab w:val="num" w:pos="0"/>
+        </w:tabs>
         <w:ind w:left="0" w:firstLine="0"/>
       </w:pPr>
     </w:lvl>
@@ -1569,374 +1994,301 @@
       <w:lvlText w:val=""/>
       <w:lvlJc w:val="left"/>
       <w:pPr>
+        <w:tabs>
+          <w:tab w:val="num" w:pos="0"/>
+        </w:tabs>
         <w:ind w:left="0" w:firstLine="0"/>
       </w:pPr>
     </w:lvl>
   </w:abstractNum>
-  <w:abstractNum w:abstractNumId="3" w15:restartNumberingAfterBreak="0">
-    <w:nsid w:val="23466467"/>
-    <w:multiLevelType w:val="hybridMultilevel"/>
-    <w:tmpl w:val="2CA8B8CA"/>
-    <w:lvl w:ilvl="0" w:tplc="46616476">
+  <w:abstractNum w:abstractNumId="1" w15:restartNumberingAfterBreak="0">
+    <w:nsid w:val="3A3532B5"/>
+    <w:multiLevelType w:val="multilevel"/>
+    <w:tmpl w:val="16D66C5A"/>
+    <w:lvl w:ilvl="0">
       <w:start w:val="1"/>
       <w:numFmt w:val="bullet"/>
       <w:lvlText w:val=""/>
       <w:lvlJc w:val="left"/>
       <w:pPr>
+        <w:tabs>
+          <w:tab w:val="num" w:pos="0"/>
+        </w:tabs>
         <w:ind w:left="720" w:hanging="360"/>
       </w:pPr>
       <w:rPr>
-        <w:rFonts w:ascii="Symbol" w:hAnsi="Symbol" w:hint="default"/>
+        <w:rFonts w:ascii="Symbol" w:hAnsi="Symbol" w:cs="Symbol" w:hint="default"/>
       </w:rPr>
     </w:lvl>
-    <w:lvl w:ilvl="1" w:tplc="0C0A0003" w:tentative="1">
+    <w:lvl w:ilvl="1">
       <w:start w:val="1"/>
       <w:numFmt w:val="bullet"/>
       <w:lvlText w:val="o"/>
       <w:lvlJc w:val="left"/>
       <w:pPr>
+        <w:tabs>
+          <w:tab w:val="num" w:pos="0"/>
+        </w:tabs>
         <w:ind w:left="1440" w:hanging="360"/>
       </w:pPr>
       <w:rPr>
         <w:rFonts w:ascii="Courier New" w:hAnsi="Courier New" w:cs="Courier New" w:hint="default"/>
       </w:rPr>
     </w:lvl>
-    <w:lvl w:ilvl="2" w:tplc="0C0A0005" w:tentative="1">
+    <w:lvl w:ilvl="2">
       <w:start w:val="1"/>
       <w:numFmt w:val="bullet"/>
       <w:lvlText w:val=""/>
       <w:lvlJc w:val="left"/>
       <w:pPr>
+        <w:tabs>
+          <w:tab w:val="num" w:pos="0"/>
+        </w:tabs>
         <w:ind w:left="2160" w:hanging="360"/>
       </w:pPr>
       <w:rPr>
-        <w:rFonts w:ascii="Wingdings" w:hAnsi="Wingdings" w:hint="default"/>
+        <w:rFonts w:ascii="Wingdings" w:hAnsi="Wingdings" w:cs="Wingdings" w:hint="default"/>
       </w:rPr>
     </w:lvl>
-    <w:lvl w:ilvl="3" w:tplc="0C0A0001" w:tentative="1">
+    <w:lvl w:ilvl="3">
       <w:start w:val="1"/>
       <w:numFmt w:val="bullet"/>
       <w:lvlText w:val=""/>
       <w:lvlJc w:val="left"/>
       <w:pPr>
+        <w:tabs>
+          <w:tab w:val="num" w:pos="0"/>
+        </w:tabs>
         <w:ind w:left="2880" w:hanging="360"/>
       </w:pPr>
       <w:rPr>
-        <w:rFonts w:ascii="Symbol" w:hAnsi="Symbol" w:hint="default"/>
+        <w:rFonts w:ascii="Symbol" w:hAnsi="Symbol" w:cs="Symbol" w:hint="default"/>
       </w:rPr>
     </w:lvl>
-    <w:lvl w:ilvl="4" w:tplc="0C0A0003" w:tentative="1">
+    <w:lvl w:ilvl="4">
       <w:start w:val="1"/>
       <w:numFmt w:val="bullet"/>
       <w:lvlText w:val="o"/>
       <w:lvlJc w:val="left"/>
       <w:pPr>
+        <w:tabs>
+          <w:tab w:val="num" w:pos="0"/>
+        </w:tabs>
         <w:ind w:left="3600" w:hanging="360"/>
       </w:pPr>
       <w:rPr>
         <w:rFonts w:ascii="Courier New" w:hAnsi="Courier New" w:cs="Courier New" w:hint="default"/>
       </w:rPr>
     </w:lvl>
-    <w:lvl w:ilvl="5" w:tplc="0C0A0005" w:tentative="1">
+    <w:lvl w:ilvl="5">
       <w:start w:val="1"/>
       <w:numFmt w:val="bullet"/>
       <w:lvlText w:val=""/>
       <w:lvlJc w:val="left"/>
       <w:pPr>
+        <w:tabs>
+          <w:tab w:val="num" w:pos="0"/>
+        </w:tabs>
         <w:ind w:left="4320" w:hanging="360"/>
       </w:pPr>
       <w:rPr>
-        <w:rFonts w:ascii="Wingdings" w:hAnsi="Wingdings" w:hint="default"/>
+        <w:rFonts w:ascii="Wingdings" w:hAnsi="Wingdings" w:cs="Wingdings" w:hint="default"/>
       </w:rPr>
     </w:lvl>
-    <w:lvl w:ilvl="6" w:tplc="0C0A0001" w:tentative="1">
+    <w:lvl w:ilvl="6">
       <w:start w:val="1"/>
       <w:numFmt w:val="bullet"/>
       <w:lvlText w:val=""/>
       <w:lvlJc w:val="left"/>
       <w:pPr>
+        <w:tabs>
+          <w:tab w:val="num" w:pos="0"/>
+        </w:tabs>
         <w:ind w:left="5040" w:hanging="360"/>
       </w:pPr>
       <w:rPr>
-        <w:rFonts w:ascii="Symbol" w:hAnsi="Symbol" w:hint="default"/>
+        <w:rFonts w:ascii="Symbol" w:hAnsi="Symbol" w:cs="Symbol" w:hint="default"/>
       </w:rPr>
     </w:lvl>
-    <w:lvl w:ilvl="7" w:tplc="0C0A0003" w:tentative="1">
+    <w:lvl w:ilvl="7">
       <w:start w:val="1"/>
       <w:numFmt w:val="bullet"/>
       <w:lvlText w:val="o"/>
       <w:lvlJc w:val="left"/>
       <w:pPr>
+        <w:tabs>
+          <w:tab w:val="num" w:pos="0"/>
+        </w:tabs>
         <w:ind w:left="5760" w:hanging="360"/>
       </w:pPr>
       <w:rPr>
         <w:rFonts w:ascii="Courier New" w:hAnsi="Courier New" w:cs="Courier New" w:hint="default"/>
       </w:rPr>
     </w:lvl>
-    <w:lvl w:ilvl="8" w:tplc="0C0A0005" w:tentative="1">
+    <w:lvl w:ilvl="8">
       <w:start w:val="1"/>
       <w:numFmt w:val="bullet"/>
       <w:lvlText w:val=""/>
       <w:lvlJc w:val="left"/>
       <w:pPr>
+        <w:tabs>
+          <w:tab w:val="num" w:pos="0"/>
+        </w:tabs>
         <w:ind w:left="6480" w:hanging="360"/>
       </w:pPr>
       <w:rPr>
-        <w:rFonts w:ascii="Wingdings" w:hAnsi="Wingdings" w:hint="default"/>
+        <w:rFonts w:ascii="Wingdings" w:hAnsi="Wingdings" w:cs="Wingdings" w:hint="default"/>
       </w:rPr>
     </w:lvl>
   </w:abstractNum>
-  <w:abstractNum w:abstractNumId="4" w15:restartNumberingAfterBreak="0">
-    <w:nsid w:val="391F0E5D"/>
+  <w:abstractNum w:abstractNumId="2" w15:restartNumberingAfterBreak="0">
+    <w:nsid w:val="7099764E"/>
     <w:multiLevelType w:val="multilevel"/>
-    <w:tmpl w:val="5F525A2E"/>
+    <w:tmpl w:val="A44A553A"/>
     <w:lvl w:ilvl="0">
-      <w:start w:val="1"/>
-      <w:numFmt w:val="decimal"/>
-      <w:lvlText w:val="%1."/>
-      <w:lvlJc w:val="left"/>
-      <w:pPr>
-        <w:tabs>
-          <w:tab w:val="num" w:pos="720"/>
-        </w:tabs>
-        <w:ind w:left="720" w:hanging="360"/>
-      </w:pPr>
-      <w:rPr>
-        <w:b/>
-        <w:sz w:val="22"/>
-      </w:rPr>
-    </w:lvl>
-    <w:lvl w:ilvl="1">
       <w:start w:val="1"/>
       <w:numFmt w:val="bullet"/>
       <w:lvlText w:val=""/>
       <w:lvlJc w:val="left"/>
       <w:pPr>
         <w:tabs>
-          <w:tab w:val="num" w:pos="1440"/>
+          <w:tab w:val="num" w:pos="0"/>
         </w:tabs>
-        <w:ind w:left="1440" w:hanging="360"/>
+        <w:ind w:left="720" w:hanging="360"/>
       </w:pPr>
       <w:rPr>
         <w:rFonts w:ascii="Symbol" w:hAnsi="Symbol" w:cs="Symbol" w:hint="default"/>
-        <w:sz w:val="20"/>
       </w:rPr>
     </w:lvl>
-    <w:lvl w:ilvl="2">
-      <w:start w:val="1"/>
-      <w:numFmt w:val="lowerRoman"/>
-      <w:lvlText w:val="%3."/>
-      <w:lvlJc w:val="right"/>
-      <w:pPr>
-        <w:tabs>
-          <w:tab w:val="num" w:pos="2160"/>
-        </w:tabs>
-        <w:ind w:left="2160" w:hanging="180"/>
-      </w:pPr>
-    </w:lvl>
-    <w:lvl w:ilvl="3">
-      <w:start w:val="1"/>
-      <w:numFmt w:val="decimal"/>
-      <w:lvlText w:val="%4."/>
-      <w:lvlJc w:val="left"/>
-      <w:pPr>
-        <w:tabs>
-          <w:tab w:val="num" w:pos="2880"/>
-        </w:tabs>
-        <w:ind w:left="2880" w:hanging="360"/>
-      </w:pPr>
-    </w:lvl>
-    <w:lvl w:ilvl="4">
-      <w:start w:val="1"/>
-      <w:numFmt w:val="lowerLetter"/>
-      <w:lvlText w:val="%5."/>
-      <w:lvlJc w:val="left"/>
-      <w:pPr>
-        <w:tabs>
-          <w:tab w:val="num" w:pos="3600"/>
-        </w:tabs>
-        <w:ind w:left="3600" w:hanging="360"/>
-      </w:pPr>
-    </w:lvl>
-    <w:lvl w:ilvl="5">
-      <w:start w:val="1"/>
-      <w:numFmt w:val="lowerRoman"/>
-      <w:lvlText w:val="%6."/>
-      <w:lvlJc w:val="right"/>
-      <w:pPr>
-        <w:tabs>
-          <w:tab w:val="num" w:pos="4320"/>
-        </w:tabs>
-        <w:ind w:left="4320" w:hanging="180"/>
-      </w:pPr>
-    </w:lvl>
-    <w:lvl w:ilvl="6">
-      <w:start w:val="1"/>
-      <w:numFmt w:val="decimal"/>
-      <w:lvlText w:val="%7."/>
-      <w:lvlJc w:val="left"/>
-      <w:pPr>
-        <w:tabs>
-          <w:tab w:val="num" w:pos="5040"/>
-        </w:tabs>
-        <w:ind w:left="5040" w:hanging="360"/>
-      </w:pPr>
-    </w:lvl>
-    <w:lvl w:ilvl="7">
-      <w:start w:val="1"/>
-      <w:numFmt w:val="lowerLetter"/>
-      <w:lvlText w:val="%8."/>
-      <w:lvlJc w:val="left"/>
-      <w:pPr>
-        <w:tabs>
-          <w:tab w:val="num" w:pos="5760"/>
-        </w:tabs>
-        <w:ind w:left="5760" w:hanging="360"/>
-      </w:pPr>
-    </w:lvl>
-    <w:lvl w:ilvl="8">
-      <w:start w:val="1"/>
-      <w:numFmt w:val="lowerRoman"/>
-      <w:lvlText w:val="%9."/>
-      <w:lvlJc w:val="right"/>
-      <w:pPr>
-        <w:tabs>
-          <w:tab w:val="num" w:pos="6480"/>
-        </w:tabs>
-        <w:ind w:left="6480" w:hanging="180"/>
-      </w:pPr>
-    </w:lvl>
-  </w:abstractNum>
-  <w:abstractNum w:abstractNumId="5" w15:restartNumberingAfterBreak="0">
-    <w:nsid w:val="691775A1"/>
-    <w:multiLevelType w:val="hybridMultilevel"/>
-    <w:tmpl w:val="6138FC5E"/>
-    <w:lvl w:ilvl="0" w:tplc="04070001">
-      <w:start w:val="1"/>
-      <w:numFmt w:val="bullet"/>
-      <w:lvlText w:val=""/>
-      <w:lvlJc w:val="left"/>
-      <w:pPr>
-        <w:ind w:left="720" w:hanging="360"/>
-      </w:pPr>
-      <w:rPr>
-        <w:rFonts w:ascii="Symbol" w:hAnsi="Symbol" w:hint="default"/>
-      </w:rPr>
-    </w:lvl>
-    <w:lvl w:ilvl="1" w:tplc="04070003" w:tentative="1">
+    <w:lvl w:ilvl="1">
       <w:start w:val="1"/>
       <w:numFmt w:val="bullet"/>
       <w:lvlText w:val="o"/>
       <w:lvlJc w:val="left"/>
       <w:pPr>
+        <w:tabs>
+          <w:tab w:val="num" w:pos="0"/>
+        </w:tabs>
         <w:ind w:left="1440" w:hanging="360"/>
       </w:pPr>
       <w:rPr>
         <w:rFonts w:ascii="Courier New" w:hAnsi="Courier New" w:cs="Courier New" w:hint="default"/>
       </w:rPr>
     </w:lvl>
-    <w:lvl w:ilvl="2" w:tplc="04070005" w:tentative="1">
+    <w:lvl w:ilvl="2">
       <w:start w:val="1"/>
       <w:numFmt w:val="bullet"/>
       <w:lvlText w:val=""/>
       <w:lvlJc w:val="left"/>
       <w:pPr>
+        <w:tabs>
+          <w:tab w:val="num" w:pos="0"/>
+        </w:tabs>
         <w:ind w:left="2160" w:hanging="360"/>
       </w:pPr>
       <w:rPr>
-        <w:rFonts w:ascii="Wingdings" w:hAnsi="Wingdings" w:hint="default"/>
+        <w:rFonts w:ascii="Wingdings" w:hAnsi="Wingdings" w:cs="Wingdings" w:hint="default"/>
       </w:rPr>
     </w:lvl>
-    <w:lvl w:ilvl="3" w:tplc="04070001" w:tentative="1">
+    <w:lvl w:ilvl="3">
       <w:start w:val="1"/>
       <w:numFmt w:val="bullet"/>
       <w:lvlText w:val=""/>
       <w:lvlJc w:val="left"/>
       <w:pPr>
+        <w:tabs>
+          <w:tab w:val="num" w:pos="0"/>
+        </w:tabs>
         <w:ind w:left="2880" w:hanging="360"/>
       </w:pPr>
       <w:rPr>
-        <w:rFonts w:ascii="Symbol" w:hAnsi="Symbol" w:hint="default"/>
+        <w:rFonts w:ascii="Symbol" w:hAnsi="Symbol" w:cs="Symbol" w:hint="default"/>
       </w:rPr>
     </w:lvl>
-    <w:lvl w:ilvl="4" w:tplc="04070003" w:tentative="1">
+    <w:lvl w:ilvl="4">
       <w:start w:val="1"/>
       <w:numFmt w:val="bullet"/>
       <w:lvlText w:val="o"/>
       <w:lvlJc w:val="left"/>
       <w:pPr>
+        <w:tabs>
+          <w:tab w:val="num" w:pos="0"/>
+        </w:tabs>
         <w:ind w:left="3600" w:hanging="360"/>
       </w:pPr>
       <w:rPr>
         <w:rFonts w:ascii="Courier New" w:hAnsi="Courier New" w:cs="Courier New" w:hint="default"/>
       </w:rPr>
     </w:lvl>
-    <w:lvl w:ilvl="5" w:tplc="04070005" w:tentative="1">
+    <w:lvl w:ilvl="5">
       <w:start w:val="1"/>
       <w:numFmt w:val="bullet"/>
       <w:lvlText w:val=""/>
       <w:lvlJc w:val="left"/>
       <w:pPr>
+        <w:tabs>
+          <w:tab w:val="num" w:pos="0"/>
+        </w:tabs>
         <w:ind w:left="4320" w:hanging="360"/>
       </w:pPr>
       <w:rPr>
-        <w:rFonts w:ascii="Wingdings" w:hAnsi="Wingdings" w:hint="default"/>
+        <w:rFonts w:ascii="Wingdings" w:hAnsi="Wingdings" w:cs="Wingdings" w:hint="default"/>
       </w:rPr>
     </w:lvl>
-    <w:lvl w:ilvl="6" w:tplc="04070001" w:tentative="1">
+    <w:lvl w:ilvl="6">
       <w:start w:val="1"/>
       <w:numFmt w:val="bullet"/>
       <w:lvlText w:val=""/>
       <w:lvlJc w:val="left"/>
       <w:pPr>
+        <w:tabs>
+          <w:tab w:val="num" w:pos="0"/>
+        </w:tabs>
         <w:ind w:left="5040" w:hanging="360"/>
       </w:pPr>
       <w:rPr>
-        <w:rFonts w:ascii="Symbol" w:hAnsi="Symbol" w:hint="default"/>
+        <w:rFonts w:ascii="Symbol" w:hAnsi="Symbol" w:cs="Symbol" w:hint="default"/>
       </w:rPr>
     </w:lvl>
-    <w:lvl w:ilvl="7" w:tplc="04070003" w:tentative="1">
+    <w:lvl w:ilvl="7">
       <w:start w:val="1"/>
       <w:numFmt w:val="bullet"/>
       <w:lvlText w:val="o"/>
       <w:lvlJc w:val="left"/>
       <w:pPr>
+        <w:tabs>
+          <w:tab w:val="num" w:pos="0"/>
+        </w:tabs>
         <w:ind w:left="5760" w:hanging="360"/>
       </w:pPr>
       <w:rPr>
         <w:rFonts w:ascii="Courier New" w:hAnsi="Courier New" w:cs="Courier New" w:hint="default"/>
       </w:rPr>
     </w:lvl>
-    <w:lvl w:ilvl="8" w:tplc="04070005" w:tentative="1">
+    <w:lvl w:ilvl="8">
       <w:start w:val="1"/>
       <w:numFmt w:val="bullet"/>
       <w:lvlText w:val=""/>
       <w:lvlJc w:val="left"/>
       <w:pPr>
+        <w:tabs>
+          <w:tab w:val="num" w:pos="0"/>
+        </w:tabs>
         <w:ind w:left="6480" w:hanging="360"/>
       </w:pPr>
       <w:rPr>
-        <w:rFonts w:ascii="Wingdings" w:hAnsi="Wingdings" w:hint="default"/>
+        <w:rFonts w:ascii="Wingdings" w:hAnsi="Wingdings" w:cs="Wingdings" w:hint="default"/>
       </w:rPr>
     </w:lvl>
   </w:abstractNum>
-  <w:num w:numId="1" w16cid:durableId="1827894818">
-    <w:abstractNumId w:val="4"/>
+  <w:num w:numId="1" w16cid:durableId="151144982">
+    <w:abstractNumId w:val="1"/>
   </w:num>
-  <w:num w:numId="2" w16cid:durableId="541089815">
+  <w:num w:numId="2" w16cid:durableId="1517695428">
     <w:abstractNumId w:val="2"/>
   </w:num>
-  <w:num w:numId="3" w16cid:durableId="872887611">
-    <w:abstractNumId w:val="3"/>
-  </w:num>
-  <w:num w:numId="4" w16cid:durableId="719013620">
-    <w:abstractNumId w:val="1"/>
-  </w:num>
-  <w:num w:numId="5" w16cid:durableId="1656883673">
+  <w:num w:numId="3" w16cid:durableId="246500586">
     <w:abstractNumId w:val="0"/>
-  </w:num>
-  <w:num w:numId="6" w16cid:durableId="1638410775">
-    <w:abstractNumId w:val="5"/>
   </w:num>
 </w:numbering>
 </file>
@@ -1950,7 +2302,11 @@
         <w:lang w:val="de-DE" w:eastAsia="de-DE" w:bidi="ar-SA"/>
       </w:rPr>
     </w:rPrDefault>
-    <w:pPrDefault/>
+    <w:pPrDefault>
+      <w:pPr>
+        <w:suppressAutoHyphens/>
+      </w:pPr>
+    </w:pPrDefault>
   </w:docDefaults>
   <w:latentStyles w:defLockedState="0" w:defUIPriority="99" w:defSemiHidden="0" w:defUnhideWhenUsed="0" w:defQFormat="0" w:count="376">
     <w:lsdException w:name="Normal" w:uiPriority="0" w:qFormat="1"/>
@@ -2333,6 +2689,9 @@
   <w:style w:type="paragraph" w:default="1" w:styleId="Standard">
     <w:name w:val="Normal"/>
     <w:qFormat/>
+    <w:pPr>
+      <w:suppressAutoHyphens w:val="0"/>
+    </w:pPr>
     <w:rPr>
       <w:rFonts w:ascii="Arial" w:hAnsi="Arial"/>
       <w:sz w:val="24"/>
@@ -2355,7 +2714,7 @@
       <w:rFonts w:ascii="Calibri Light" w:eastAsia="Calibri Light" w:hAnsi="Calibri Light" w:cs="Calibri Light"/>
       <w:b/>
       <w:bCs/>
-      <w:kern w:val="32"/>
+      <w:kern w:val="2"/>
       <w:sz w:val="32"/>
       <w:szCs w:val="32"/>
     </w:rPr>
@@ -2385,7 +2744,6 @@
   <w:style w:type="character" w:default="1" w:styleId="Absatz-Standardschriftart">
     <w:name w:val="Default Paragraph Font"/>
     <w:uiPriority w:val="1"/>
-    <w:semiHidden/>
     <w:unhideWhenUsed/>
   </w:style>
   <w:style w:type="table" w:default="1" w:styleId="NormaleTabelle">
@@ -2431,21 +2789,221 @@
       <w:vertAlign w:val="superscript"/>
     </w:rPr>
   </w:style>
-  <w:style w:type="character" w:customStyle="1" w:styleId="FootnoteAnchor">
-    <w:name w:val="Footnote Anchor"/>
+  <w:style w:type="character" w:customStyle="1" w:styleId="FootnoteCharactersuser">
+    <w:name w:val="Footnote Characters (user)"/>
+    <w:qFormat/>
     <w:rPr>
       <w:rFonts w:cs="Times New Roman"/>
       <w:vertAlign w:val="superscript"/>
     </w:rPr>
   </w:style>
-  <w:style w:type="character" w:customStyle="1" w:styleId="InternetLink">
-    <w:name w:val="Internet Link"/>
+  <w:style w:type="character" w:styleId="Funotenzeichen">
+    <w:name w:val="footnote reference"/>
+    <w:rPr>
+      <w:rFonts w:cs="Times New Roman"/>
+      <w:vertAlign w:val="superscript"/>
+    </w:rPr>
+  </w:style>
+  <w:style w:type="character" w:customStyle="1" w:styleId="Hyperlink1">
+    <w:name w:val="Hyperlink1"/>
     <w:uiPriority w:val="99"/>
     <w:unhideWhenUsed/>
+    <w:qFormat/>
     <w:rsid w:val="007D2589"/>
     <w:rPr>
       <w:color w:val="0563C1"/>
       <w:u w:val="single"/>
+    </w:rPr>
+  </w:style>
+  <w:style w:type="character" w:customStyle="1" w:styleId="DefaultParagraphFontPHPDOCX">
+    <w:name w:val="Default Paragraph Font PHPDOCX"/>
+    <w:uiPriority w:val="1"/>
+    <w:semiHidden/>
+    <w:unhideWhenUsed/>
+    <w:qFormat/>
+  </w:style>
+  <w:style w:type="character" w:customStyle="1" w:styleId="TitleCarPHPDOCX">
+    <w:name w:val="Title Car PHPDOCX"/>
+    <w:basedOn w:val="DefaultParagraphFontPHPDOCX"/>
+    <w:link w:val="TitlePHPDOCX"/>
+    <w:uiPriority w:val="10"/>
+    <w:qFormat/>
+    <w:rsid w:val="00DF064E"/>
+    <w:rPr>
+      <w:rFonts w:asciiTheme="majorHAnsi" w:eastAsiaTheme="majorEastAsia" w:hAnsiTheme="majorHAnsi" w:cstheme="majorBidi"/>
+      <w:color w:val="323E4F" w:themeColor="text2" w:themeShade="BF"/>
+      <w:spacing w:val="5"/>
+      <w:kern w:val="2"/>
+      <w:sz w:val="52"/>
+      <w:szCs w:val="52"/>
+    </w:rPr>
+  </w:style>
+  <w:style w:type="character" w:customStyle="1" w:styleId="SubtitleCarPHPDOCX">
+    <w:name w:val="Subtitle Car PHPDOCX"/>
+    <w:basedOn w:val="DefaultParagraphFontPHPDOCX"/>
+    <w:link w:val="SubtitlePHPDOCX"/>
+    <w:uiPriority w:val="11"/>
+    <w:qFormat/>
+    <w:rsid w:val="00DF064E"/>
+    <w:rPr>
+      <w:rFonts w:asciiTheme="majorHAnsi" w:eastAsiaTheme="majorEastAsia" w:hAnsiTheme="majorHAnsi" w:cstheme="majorBidi"/>
+      <w:i/>
+      <w:iCs/>
+      <w:color w:val="4472C4" w:themeColor="accent1"/>
+      <w:spacing w:val="15"/>
+      <w:sz w:val="24"/>
+      <w:szCs w:val="24"/>
+    </w:rPr>
+  </w:style>
+  <w:style w:type="character" w:customStyle="1" w:styleId="annotationreferencePHPDOCX">
+    <w:name w:val="annotation reference PHPDOCX"/>
+    <w:basedOn w:val="DefaultParagraphFontPHPDOCX"/>
+    <w:uiPriority w:val="99"/>
+    <w:semiHidden/>
+    <w:unhideWhenUsed/>
+    <w:qFormat/>
+    <w:rsid w:val="00E139EA"/>
+    <w:rPr>
+      <w:sz w:val="16"/>
+      <w:szCs w:val="16"/>
+    </w:rPr>
+  </w:style>
+  <w:style w:type="character" w:customStyle="1" w:styleId="CommentTextCharPHPDOCX">
+    <w:name w:val="Comment Text Char PHPDOCX"/>
+    <w:basedOn w:val="DefaultParagraphFontPHPDOCX"/>
+    <w:link w:val="annotationtextPHPDOCX"/>
+    <w:uiPriority w:val="99"/>
+    <w:semiHidden/>
+    <w:qFormat/>
+    <w:rsid w:val="00E139EA"/>
+    <w:rPr>
+      <w:sz w:val="20"/>
+      <w:szCs w:val="20"/>
+    </w:rPr>
+  </w:style>
+  <w:style w:type="character" w:customStyle="1" w:styleId="CommentSubjectCharPHPDOCX">
+    <w:name w:val="Comment Subject Char PHPDOCX"/>
+    <w:basedOn w:val="CommentTextCharPHPDOCX"/>
+    <w:link w:val="annotationsubjectPHPDOCX"/>
+    <w:uiPriority w:val="99"/>
+    <w:semiHidden/>
+    <w:qFormat/>
+    <w:rsid w:val="00E139EA"/>
+    <w:rPr>
+      <w:b/>
+      <w:bCs/>
+      <w:sz w:val="20"/>
+      <w:szCs w:val="20"/>
+    </w:rPr>
+  </w:style>
+  <w:style w:type="character" w:customStyle="1" w:styleId="BalloonTextCharPHPDOCX">
+    <w:name w:val="Balloon Text Char PHPDOCX"/>
+    <w:basedOn w:val="DefaultParagraphFontPHPDOCX"/>
+    <w:link w:val="BalloonTextPHPDOCX"/>
+    <w:uiPriority w:val="99"/>
+    <w:semiHidden/>
+    <w:qFormat/>
+    <w:rsid w:val="00E139EA"/>
+    <w:rPr>
+      <w:rFonts w:ascii="Tahoma" w:hAnsi="Tahoma" w:cs="Tahoma"/>
+      <w:sz w:val="16"/>
+      <w:szCs w:val="16"/>
+    </w:rPr>
+  </w:style>
+  <w:style w:type="character" w:customStyle="1" w:styleId="footnoteTextCarPHPDOCX">
+    <w:name w:val="footnote Text Car PHPDOCX"/>
+    <w:basedOn w:val="DefaultParagraphFontPHPDOCX"/>
+    <w:link w:val="footnoteTextPHPDOCX"/>
+    <w:uiPriority w:val="99"/>
+    <w:semiHidden/>
+    <w:qFormat/>
+    <w:rsid w:val="006E0FDA"/>
+    <w:rPr>
+      <w:sz w:val="20"/>
+      <w:szCs w:val="20"/>
+    </w:rPr>
+  </w:style>
+  <w:style w:type="character" w:customStyle="1" w:styleId="footnoteReferencePHPDOCX">
+    <w:name w:val="footnote Reference PHPDOCX"/>
+    <w:basedOn w:val="DefaultParagraphFontPHPDOCX"/>
+    <w:uiPriority w:val="99"/>
+    <w:semiHidden/>
+    <w:unhideWhenUsed/>
+    <w:qFormat/>
+    <w:rsid w:val="006E0FDA"/>
+    <w:rPr>
+      <w:vertAlign w:val="superscript"/>
+    </w:rPr>
+  </w:style>
+  <w:style w:type="character" w:customStyle="1" w:styleId="endnoteTextCarPHPDOCX">
+    <w:name w:val="endnote Text Car PHPDOCX"/>
+    <w:basedOn w:val="DefaultParagraphFontPHPDOCX"/>
+    <w:link w:val="endnoteTextPHPDOCX"/>
+    <w:uiPriority w:val="99"/>
+    <w:semiHidden/>
+    <w:qFormat/>
+    <w:rsid w:val="006E0FDA"/>
+    <w:rPr>
+      <w:sz w:val="20"/>
+      <w:szCs w:val="20"/>
+    </w:rPr>
+  </w:style>
+  <w:style w:type="character" w:customStyle="1" w:styleId="endnoteReferencePHPDOCX">
+    <w:name w:val="endnote Reference PHPDOCX"/>
+    <w:basedOn w:val="DefaultParagraphFontPHPDOCX"/>
+    <w:uiPriority w:val="99"/>
+    <w:semiHidden/>
+    <w:unhideWhenUsed/>
+    <w:qFormat/>
+    <w:rsid w:val="006E0FDA"/>
+    <w:rPr>
+      <w:vertAlign w:val="superscript"/>
+    </w:rPr>
+  </w:style>
+  <w:style w:type="character" w:customStyle="1" w:styleId="EndnoteCharactersuser">
+    <w:name w:val="Endnote Characters (user)"/>
+    <w:qFormat/>
+    <w:rPr>
+      <w:vertAlign w:val="superscript"/>
+    </w:rPr>
+  </w:style>
+  <w:style w:type="character" w:customStyle="1" w:styleId="EndnoteCharacters">
+    <w:name w:val="Endnote Characters"/>
+    <w:qFormat/>
+  </w:style>
+  <w:style w:type="character" w:styleId="Endnotenzeichen">
+    <w:name w:val="endnote reference"/>
+    <w:rPr>
+      <w:vertAlign w:val="superscript"/>
+    </w:rPr>
+  </w:style>
+  <w:style w:type="character" w:customStyle="1" w:styleId="berschrift1Zchn">
+    <w:name w:val="Überschrift 1 Zchn"/>
+    <w:link w:val="berschrift1"/>
+    <w:uiPriority w:val="9"/>
+    <w:qFormat/>
+    <w:rsid w:val="0022420A"/>
+    <w:rPr>
+      <w:rFonts w:ascii="Calibri Light" w:eastAsia="Calibri Light" w:hAnsi="Calibri Light" w:cs="Calibri Light"/>
+      <w:b/>
+      <w:bCs/>
+      <w:kern w:val="2"/>
+      <w:sz w:val="32"/>
+      <w:szCs w:val="32"/>
+    </w:rPr>
+  </w:style>
+  <w:style w:type="character" w:customStyle="1" w:styleId="berschrift3Zchn">
+    <w:name w:val="Überschrift 3 Zchn"/>
+    <w:link w:val="berschrift3"/>
+    <w:uiPriority w:val="9"/>
+    <w:qFormat/>
+    <w:rsid w:val="0022420A"/>
+    <w:rPr>
+      <w:rFonts w:ascii="Calibri Light" w:eastAsia="Calibri Light" w:hAnsi="Calibri Light" w:cs="Calibri Light"/>
+      <w:b/>
+      <w:bCs/>
+      <w:sz w:val="26"/>
+      <w:szCs w:val="26"/>
     </w:rPr>
   </w:style>
   <w:style w:type="paragraph" w:customStyle="1" w:styleId="Heading">
@@ -2562,6 +3120,168 @@
     <w:rsid w:val="00A85C82"/>
     <w:rPr>
       <w:sz w:val="20"/>
+    </w:rPr>
+  </w:style>
+  <w:style w:type="paragraph" w:customStyle="1" w:styleId="ListParagraphPHPDOCX">
+    <w:name w:val="List Paragraph PHPDOCX"/>
+    <w:basedOn w:val="Standard"/>
+    <w:uiPriority w:val="34"/>
+    <w:qFormat/>
+    <w:rsid w:val="00DF064E"/>
+    <w:pPr>
+      <w:ind w:left="720"/>
+      <w:contextualSpacing/>
+    </w:pPr>
+  </w:style>
+  <w:style w:type="paragraph" w:customStyle="1" w:styleId="TitlePHPDOCX">
+    <w:name w:val="Title PHPDOCX"/>
+    <w:basedOn w:val="Standard"/>
+    <w:next w:val="Standard"/>
+    <w:link w:val="TitleCarPHPDOCX"/>
+    <w:uiPriority w:val="10"/>
+    <w:qFormat/>
+    <w:rsid w:val="00DF064E"/>
+    <w:pPr>
+      <w:pBdr>
+        <w:bottom w:val="single" w:sz="8" w:space="4" w:color="4472C4" w:themeColor="accent1"/>
+      </w:pBdr>
+      <w:spacing w:after="300"/>
+      <w:contextualSpacing/>
+    </w:pPr>
+    <w:rPr>
+      <w:rFonts w:asciiTheme="majorHAnsi" w:eastAsiaTheme="majorEastAsia" w:hAnsiTheme="majorHAnsi" w:cstheme="majorBidi"/>
+      <w:color w:val="323E4F" w:themeColor="text2" w:themeShade="BF"/>
+      <w:spacing w:val="5"/>
+      <w:kern w:val="2"/>
+      <w:sz w:val="52"/>
+      <w:szCs w:val="52"/>
+    </w:rPr>
+  </w:style>
+  <w:style w:type="paragraph" w:customStyle="1" w:styleId="SubtitlePHPDOCX">
+    <w:name w:val="Subtitle PHPDOCX"/>
+    <w:basedOn w:val="Standard"/>
+    <w:next w:val="Standard"/>
+    <w:link w:val="SubtitleCarPHPDOCX"/>
+    <w:uiPriority w:val="11"/>
+    <w:qFormat/>
+    <w:rsid w:val="00DF064E"/>
+    <w:rPr>
+      <w:rFonts w:asciiTheme="majorHAnsi" w:eastAsiaTheme="majorEastAsia" w:hAnsiTheme="majorHAnsi" w:cstheme="majorBidi"/>
+      <w:i/>
+      <w:iCs/>
+      <w:color w:val="4472C4" w:themeColor="accent1"/>
+      <w:spacing w:val="15"/>
+      <w:szCs w:val="24"/>
+    </w:rPr>
+  </w:style>
+  <w:style w:type="paragraph" w:customStyle="1" w:styleId="annotationtextPHPDOCX">
+    <w:name w:val="annotation text PHPDOCX"/>
+    <w:basedOn w:val="Standard"/>
+    <w:link w:val="CommentTextCharPHPDOCX"/>
+    <w:uiPriority w:val="99"/>
+    <w:semiHidden/>
+    <w:unhideWhenUsed/>
+    <w:qFormat/>
+    <w:rsid w:val="00E139EA"/>
+    <w:rPr>
+      <w:sz w:val="20"/>
+    </w:rPr>
+  </w:style>
+  <w:style w:type="paragraph" w:customStyle="1" w:styleId="annotationsubjectPHPDOCX">
+    <w:name w:val="annotation subject PHPDOCX"/>
+    <w:basedOn w:val="annotationtextPHPDOCX"/>
+    <w:next w:val="annotationtextPHPDOCX"/>
+    <w:link w:val="CommentSubjectCharPHPDOCX"/>
+    <w:uiPriority w:val="99"/>
+    <w:semiHidden/>
+    <w:unhideWhenUsed/>
+    <w:qFormat/>
+    <w:rsid w:val="00E139EA"/>
+    <w:rPr>
+      <w:b/>
+      <w:bCs/>
+    </w:rPr>
+  </w:style>
+  <w:style w:type="paragraph" w:customStyle="1" w:styleId="BalloonTextPHPDOCX">
+    <w:name w:val="Balloon Text PHPDOCX"/>
+    <w:basedOn w:val="Standard"/>
+    <w:link w:val="BalloonTextCharPHPDOCX"/>
+    <w:uiPriority w:val="99"/>
+    <w:semiHidden/>
+    <w:unhideWhenUsed/>
+    <w:qFormat/>
+    <w:rsid w:val="00E139EA"/>
+    <w:rPr>
+      <w:rFonts w:ascii="Tahoma" w:hAnsi="Tahoma" w:cs="Tahoma"/>
+      <w:sz w:val="16"/>
+      <w:szCs w:val="16"/>
+    </w:rPr>
+  </w:style>
+  <w:style w:type="paragraph" w:customStyle="1" w:styleId="footnoteTextPHPDOCX">
+    <w:name w:val="footnote Text PHPDOCX"/>
+    <w:basedOn w:val="Standard"/>
+    <w:link w:val="footnoteTextCarPHPDOCX"/>
+    <w:uiPriority w:val="99"/>
+    <w:semiHidden/>
+    <w:unhideWhenUsed/>
+    <w:qFormat/>
+    <w:rsid w:val="006E0FDA"/>
+    <w:rPr>
+      <w:sz w:val="20"/>
+    </w:rPr>
+  </w:style>
+  <w:style w:type="paragraph" w:customStyle="1" w:styleId="endnoteTextPHPDOCX">
+    <w:name w:val="endnote Text PHPDOCX"/>
+    <w:basedOn w:val="Standard"/>
+    <w:link w:val="endnoteTextCarPHPDOCX"/>
+    <w:uiPriority w:val="99"/>
+    <w:semiHidden/>
+    <w:unhideWhenUsed/>
+    <w:qFormat/>
+    <w:rsid w:val="006E0FDA"/>
+    <w:rPr>
+      <w:sz w:val="20"/>
+    </w:rPr>
+  </w:style>
+  <w:style w:type="paragraph" w:styleId="Listenabsatz">
+    <w:name w:val="List Paragraph"/>
+    <w:basedOn w:val="Standard"/>
+    <w:uiPriority w:val="34"/>
+    <w:qFormat/>
+    <w:rsid w:val="0034303B"/>
+    <w:pPr>
+      <w:ind w:left="708"/>
+    </w:pPr>
+  </w:style>
+  <w:style w:type="paragraph" w:customStyle="1" w:styleId="FrameContentsuser">
+    <w:name w:val="Frame Contents (user)"/>
+    <w:basedOn w:val="Standard"/>
+    <w:qFormat/>
+  </w:style>
+  <w:style w:type="paragraph" w:customStyle="1" w:styleId="FrameContents">
+    <w:name w:val="Frame Contents"/>
+    <w:basedOn w:val="Standard"/>
+    <w:qFormat/>
+  </w:style>
+  <w:style w:type="paragraph" w:customStyle="1" w:styleId="TableContents">
+    <w:name w:val="Table Contents"/>
+    <w:basedOn w:val="Standard"/>
+    <w:qFormat/>
+    <w:pPr>
+      <w:widowControl w:val="0"/>
+      <w:suppressLineNumbers/>
+    </w:pPr>
+  </w:style>
+  <w:style w:type="paragraph" w:customStyle="1" w:styleId="TableHeading">
+    <w:name w:val="Table Heading"/>
+    <w:basedOn w:val="TableContents"/>
+    <w:qFormat/>
+    <w:pPr>
+      <w:jc w:val="center"/>
+    </w:pPr>
+    <w:rPr>
+      <w:b/>
+      <w:bCs/>
     </w:rPr>
   </w:style>
   <w:style w:type="table" w:styleId="Tabellenraster">
@@ -2579,100 +3299,6 @@
       </w:tblBorders>
     </w:tblPr>
   </w:style>
-  <w:style w:type="character" w:customStyle="1" w:styleId="DefaultParagraphFontPHPDOCX">
-    <w:name w:val="Default Paragraph Font PHPDOCX"/>
-    <w:uiPriority w:val="1"/>
-    <w:semiHidden/>
-    <w:unhideWhenUsed/>
-  </w:style>
-  <w:style w:type="paragraph" w:customStyle="1" w:styleId="ListParagraphPHPDOCX">
-    <w:name w:val="List Paragraph PHPDOCX"/>
-    <w:basedOn w:val="Standard"/>
-    <w:uiPriority w:val="34"/>
-    <w:qFormat/>
-    <w:rsid w:val="00DF064E"/>
-    <w:pPr>
-      <w:ind w:left="720"/>
-      <w:contextualSpacing/>
-    </w:pPr>
-  </w:style>
-  <w:style w:type="paragraph" w:customStyle="1" w:styleId="TitlePHPDOCX">
-    <w:name w:val="Title PHPDOCX"/>
-    <w:basedOn w:val="Standard"/>
-    <w:next w:val="Standard"/>
-    <w:link w:val="TitleCarPHPDOCX"/>
-    <w:uiPriority w:val="10"/>
-    <w:qFormat/>
-    <w:rsid w:val="00DF064E"/>
-    <w:pPr>
-      <w:pBdr>
-        <w:bottom w:val="single" w:sz="8" w:space="4" w:color="4472C4" w:themeColor="accent1"/>
-      </w:pBdr>
-      <w:spacing w:after="300"/>
-      <w:contextualSpacing/>
-    </w:pPr>
-    <w:rPr>
-      <w:rFonts w:asciiTheme="majorHAnsi" w:eastAsiaTheme="majorEastAsia" w:hAnsiTheme="majorHAnsi" w:cstheme="majorBidi"/>
-      <w:color w:val="323E4F" w:themeColor="text2" w:themeShade="BF"/>
-      <w:spacing w:val="5"/>
-      <w:kern w:val="28"/>
-      <w:sz w:val="52"/>
-      <w:szCs w:val="52"/>
-    </w:rPr>
-  </w:style>
-  <w:style w:type="character" w:customStyle="1" w:styleId="TitleCarPHPDOCX">
-    <w:name w:val="Title Car PHPDOCX"/>
-    <w:basedOn w:val="DefaultParagraphFontPHPDOCX"/>
-    <w:link w:val="TitlePHPDOCX"/>
-    <w:uiPriority w:val="10"/>
-    <w:rsid w:val="00DF064E"/>
-    <w:rPr>
-      <w:rFonts w:asciiTheme="majorHAnsi" w:eastAsiaTheme="majorEastAsia" w:hAnsiTheme="majorHAnsi" w:cstheme="majorBidi"/>
-      <w:color w:val="323E4F" w:themeColor="text2" w:themeShade="BF"/>
-      <w:spacing w:val="5"/>
-      <w:kern w:val="28"/>
-      <w:sz w:val="52"/>
-      <w:szCs w:val="52"/>
-    </w:rPr>
-  </w:style>
-  <w:style w:type="paragraph" w:customStyle="1" w:styleId="SubtitlePHPDOCX">
-    <w:name w:val="Subtitle PHPDOCX"/>
-    <w:basedOn w:val="Standard"/>
-    <w:next w:val="Standard"/>
-    <w:link w:val="SubtitleCarPHPDOCX"/>
-    <w:uiPriority w:val="11"/>
-    <w:qFormat/>
-    <w:rsid w:val="00DF064E"/>
-    <w:pPr>
-      <w:numPr>
-        <w:ilvl w:val="1"/>
-      </w:numPr>
-    </w:pPr>
-    <w:rPr>
-      <w:rFonts w:asciiTheme="majorHAnsi" w:eastAsiaTheme="majorEastAsia" w:hAnsiTheme="majorHAnsi" w:cstheme="majorBidi"/>
-      <w:i/>
-      <w:iCs/>
-      <w:color w:val="4472C4" w:themeColor="accent1"/>
-      <w:spacing w:val="15"/>
-      <w:szCs w:val="24"/>
-    </w:rPr>
-  </w:style>
-  <w:style w:type="character" w:customStyle="1" w:styleId="SubtitleCarPHPDOCX">
-    <w:name w:val="Subtitle Car PHPDOCX"/>
-    <w:basedOn w:val="DefaultParagraphFontPHPDOCX"/>
-    <w:link w:val="SubtitlePHPDOCX"/>
-    <w:uiPriority w:val="11"/>
-    <w:rsid w:val="00DF064E"/>
-    <w:rPr>
-      <w:rFonts w:asciiTheme="majorHAnsi" w:eastAsiaTheme="majorEastAsia" w:hAnsiTheme="majorHAnsi" w:cstheme="majorBidi"/>
-      <w:i/>
-      <w:iCs/>
-      <w:color w:val="4472C4" w:themeColor="accent1"/>
-      <w:spacing w:val="15"/>
-      <w:sz w:val="24"/>
-      <w:szCs w:val="24"/>
-    </w:rPr>
-  </w:style>
   <w:style w:type="table" w:customStyle="1" w:styleId="NormalTablePHPDOCX">
     <w:name w:val="Normal Table PHPDOCX"/>
     <w:uiPriority w:val="99"/>
@@ -2680,7 +3306,6 @@
     <w:unhideWhenUsed/>
     <w:qFormat/>
     <w:tblPr>
-      <w:tblInd w:w="0" w:type="dxa"/>
       <w:tblCellMar>
         <w:top w:w="0" w:type="dxa"/>
         <w:left w:w="108" w:type="dxa"/>
@@ -2694,7 +3319,6 @@
     <w:uiPriority w:val="59"/>
     <w:rsid w:val="00493A0C"/>
     <w:tblPr>
-      <w:tblInd w:w="0" w:type="dxa"/>
       <w:tblBorders>
         <w:top w:val="single" w:sz="4" w:space="0" w:color="auto"/>
         <w:left w:val="single" w:sz="4" w:space="0" w:color="auto"/>
@@ -2711,214 +3335,6 @@
       </w:tblCellMar>
     </w:tblPr>
   </w:style>
-  <w:style w:type="character" w:customStyle="1" w:styleId="annotationreferencePHPDOCX">
-    <w:name w:val="annotation reference PHPDOCX"/>
-    <w:basedOn w:val="DefaultParagraphFontPHPDOCX"/>
-    <w:uiPriority w:val="99"/>
-    <w:semiHidden/>
-    <w:unhideWhenUsed/>
-    <w:rsid w:val="00E139EA"/>
-    <w:rPr>
-      <w:sz w:val="16"/>
-      <w:szCs w:val="16"/>
-    </w:rPr>
-  </w:style>
-  <w:style w:type="paragraph" w:customStyle="1" w:styleId="annotationtextPHPDOCX">
-    <w:name w:val="annotation text PHPDOCX"/>
-    <w:basedOn w:val="Standard"/>
-    <w:link w:val="CommentTextCharPHPDOCX"/>
-    <w:uiPriority w:val="99"/>
-    <w:semiHidden/>
-    <w:unhideWhenUsed/>
-    <w:rsid w:val="00E139EA"/>
-    <w:rPr>
-      <w:sz w:val="20"/>
-    </w:rPr>
-  </w:style>
-  <w:style w:type="character" w:customStyle="1" w:styleId="CommentTextCharPHPDOCX">
-    <w:name w:val="Comment Text Char PHPDOCX"/>
-    <w:basedOn w:val="DefaultParagraphFontPHPDOCX"/>
-    <w:link w:val="annotationtextPHPDOCX"/>
-    <w:uiPriority w:val="99"/>
-    <w:semiHidden/>
-    <w:rsid w:val="00E139EA"/>
-    <w:rPr>
-      <w:sz w:val="20"/>
-      <w:szCs w:val="20"/>
-    </w:rPr>
-  </w:style>
-  <w:style w:type="paragraph" w:customStyle="1" w:styleId="annotationsubjectPHPDOCX">
-    <w:name w:val="annotation subject PHPDOCX"/>
-    <w:basedOn w:val="annotationtextPHPDOCX"/>
-    <w:next w:val="annotationtextPHPDOCX"/>
-    <w:link w:val="CommentSubjectCharPHPDOCX"/>
-    <w:uiPriority w:val="99"/>
-    <w:semiHidden/>
-    <w:unhideWhenUsed/>
-    <w:rsid w:val="00E139EA"/>
-    <w:rPr>
-      <w:b/>
-      <w:bCs/>
-    </w:rPr>
-  </w:style>
-  <w:style w:type="character" w:customStyle="1" w:styleId="CommentSubjectCharPHPDOCX">
-    <w:name w:val="Comment Subject Char PHPDOCX"/>
-    <w:basedOn w:val="CommentTextCharPHPDOCX"/>
-    <w:link w:val="annotationsubjectPHPDOCX"/>
-    <w:uiPriority w:val="99"/>
-    <w:semiHidden/>
-    <w:rsid w:val="00E139EA"/>
-    <w:rPr>
-      <w:b/>
-      <w:bCs/>
-      <w:sz w:val="20"/>
-      <w:szCs w:val="20"/>
-    </w:rPr>
-  </w:style>
-  <w:style w:type="paragraph" w:customStyle="1" w:styleId="BalloonTextPHPDOCX">
-    <w:name w:val="Balloon Text PHPDOCX"/>
-    <w:basedOn w:val="Standard"/>
-    <w:link w:val="BalloonTextCharPHPDOCX"/>
-    <w:uiPriority w:val="99"/>
-    <w:semiHidden/>
-    <w:unhideWhenUsed/>
-    <w:rsid w:val="00E139EA"/>
-    <w:rPr>
-      <w:rFonts w:ascii="Tahoma" w:hAnsi="Tahoma" w:cs="Tahoma"/>
-      <w:sz w:val="16"/>
-      <w:szCs w:val="16"/>
-    </w:rPr>
-  </w:style>
-  <w:style w:type="character" w:customStyle="1" w:styleId="BalloonTextCharPHPDOCX">
-    <w:name w:val="Balloon Text Char PHPDOCX"/>
-    <w:basedOn w:val="DefaultParagraphFontPHPDOCX"/>
-    <w:link w:val="BalloonTextPHPDOCX"/>
-    <w:uiPriority w:val="99"/>
-    <w:semiHidden/>
-    <w:rsid w:val="00E139EA"/>
-    <w:rPr>
-      <w:rFonts w:ascii="Tahoma" w:hAnsi="Tahoma" w:cs="Tahoma"/>
-      <w:sz w:val="16"/>
-      <w:szCs w:val="16"/>
-    </w:rPr>
-  </w:style>
-  <w:style w:type="paragraph" w:customStyle="1" w:styleId="footnoteTextPHPDOCX">
-    <w:name w:val="footnote Text PHPDOCX"/>
-    <w:basedOn w:val="Standard"/>
-    <w:link w:val="footnoteTextCarPHPDOCX"/>
-    <w:uiPriority w:val="99"/>
-    <w:semiHidden/>
-    <w:unhideWhenUsed/>
-    <w:rsid w:val="006E0FDA"/>
-    <w:rPr>
-      <w:sz w:val="20"/>
-    </w:rPr>
-  </w:style>
-  <w:style w:type="character" w:customStyle="1" w:styleId="footnoteTextCarPHPDOCX">
-    <w:name w:val="footnote Text Car PHPDOCX"/>
-    <w:basedOn w:val="DefaultParagraphFontPHPDOCX"/>
-    <w:link w:val="footnoteTextPHPDOCX"/>
-    <w:uiPriority w:val="99"/>
-    <w:semiHidden/>
-    <w:rsid w:val="006E0FDA"/>
-    <w:rPr>
-      <w:sz w:val="20"/>
-      <w:szCs w:val="20"/>
-    </w:rPr>
-  </w:style>
-  <w:style w:type="character" w:customStyle="1" w:styleId="footnoteReferencePHPDOCX">
-    <w:name w:val="footnote Reference PHPDOCX"/>
-    <w:basedOn w:val="DefaultParagraphFontPHPDOCX"/>
-    <w:uiPriority w:val="99"/>
-    <w:semiHidden/>
-    <w:unhideWhenUsed/>
-    <w:rsid w:val="006E0FDA"/>
-    <w:rPr>
-      <w:vertAlign w:val="superscript"/>
-    </w:rPr>
-  </w:style>
-  <w:style w:type="paragraph" w:customStyle="1" w:styleId="endnoteTextPHPDOCX">
-    <w:name w:val="endnote Text PHPDOCX"/>
-    <w:basedOn w:val="Standard"/>
-    <w:link w:val="endnoteTextCarPHPDOCX"/>
-    <w:uiPriority w:val="99"/>
-    <w:semiHidden/>
-    <w:unhideWhenUsed/>
-    <w:rsid w:val="006E0FDA"/>
-    <w:rPr>
-      <w:sz w:val="20"/>
-    </w:rPr>
-  </w:style>
-  <w:style w:type="character" w:customStyle="1" w:styleId="endnoteTextCarPHPDOCX">
-    <w:name w:val="endnote Text Car PHPDOCX"/>
-    <w:basedOn w:val="DefaultParagraphFontPHPDOCX"/>
-    <w:link w:val="endnoteTextPHPDOCX"/>
-    <w:uiPriority w:val="99"/>
-    <w:semiHidden/>
-    <w:rsid w:val="006E0FDA"/>
-    <w:rPr>
-      <w:sz w:val="20"/>
-      <w:szCs w:val="20"/>
-    </w:rPr>
-  </w:style>
-  <w:style w:type="character" w:customStyle="1" w:styleId="endnoteReferencePHPDOCX">
-    <w:name w:val="endnote Reference PHPDOCX"/>
-    <w:basedOn w:val="DefaultParagraphFontPHPDOCX"/>
-    <w:uiPriority w:val="99"/>
-    <w:semiHidden/>
-    <w:unhideWhenUsed/>
-    <w:rsid w:val="006E0FDA"/>
-    <w:rPr>
-      <w:vertAlign w:val="superscript"/>
-    </w:rPr>
-  </w:style>
-  <w:style w:type="character" w:customStyle="1" w:styleId="EndnoteAnchor">
-    <w:name w:val="Endnote Anchor"/>
-    <w:rPr>
-      <w:vertAlign w:val="superscript"/>
-    </w:rPr>
-  </w:style>
-  <w:style w:type="character" w:customStyle="1" w:styleId="EndnoteCharacters">
-    <w:name w:val="Endnote Characters"/>
-    <w:qFormat/>
-  </w:style>
-  <w:style w:type="paragraph" w:styleId="Listenabsatz">
-    <w:name w:val="List Paragraph"/>
-    <w:basedOn w:val="Standard"/>
-    <w:uiPriority w:val="34"/>
-    <w:qFormat/>
-    <w:rsid w:val="0034303B"/>
-    <w:pPr>
-      <w:ind w:left="708"/>
-    </w:pPr>
-  </w:style>
-  <w:style w:type="character" w:customStyle="1" w:styleId="berschrift1Zchn">
-    <w:name w:val="Überschrift 1 Zchn"/>
-    <w:link w:val="berschrift1"/>
-    <w:uiPriority w:val="9"/>
-    <w:rsid w:val="0022420A"/>
-    <w:rPr>
-      <w:rFonts w:ascii="Calibri Light" w:eastAsia="Calibri Light" w:hAnsi="Calibri Light" w:cs="Calibri Light"/>
-      <w:b/>
-      <w:bCs/>
-      <w:kern w:val="32"/>
-      <w:sz w:val="32"/>
-      <w:szCs w:val="32"/>
-    </w:rPr>
-  </w:style>
-  <w:style w:type="character" w:customStyle="1" w:styleId="berschrift3Zchn">
-    <w:name w:val="Überschrift 3 Zchn"/>
-    <w:link w:val="berschrift3"/>
-    <w:uiPriority w:val="9"/>
-    <w:rsid w:val="0022420A"/>
-    <w:rPr>
-      <w:rFonts w:ascii="Calibri Light" w:eastAsia="Calibri Light" w:hAnsi="Calibri Light" w:cs="Calibri Light"/>
-      <w:b/>
-      <w:bCs/>
-      <w:sz w:val="26"/>
-      <w:szCs w:val="26"/>
-    </w:rPr>
-  </w:style>
 </w:styles>
 </file>
 
@@ -2927,10 +3343,10 @@
   <a:themeElements>
     <a:clrScheme name="Office">
       <a:dk1>
-        <a:sysClr val="windowText" lastClr="000000"/>
+        <a:srgbClr val="000000"/>
       </a:dk1>
       <a:lt1>
-        <a:sysClr val="window" lastClr="FFFFFF"/>
+        <a:srgbClr val="FFFFFF"/>
       </a:lt1>
       <a:dk2>
         <a:srgbClr val="44546A"/>
@@ -2968,150 +3384,52 @@
         <a:latin typeface="Calibri Light" panose="020F0302020204030204"/>
         <a:ea typeface=""/>
         <a:cs typeface=""/>
-        <a:font script="Jpan" typeface="游ゴシック Light"/>
-        <a:font script="Hang" typeface="맑은 고딕"/>
-        <a:font script="Hans" typeface="等线 Light"/>
-        <a:font script="Hant" typeface="新細明體"/>
-        <a:font script="Arab" typeface="Times New Roman"/>
-        <a:font script="Hebr" typeface="Times New Roman"/>
-        <a:font script="Thai" typeface="Angsana New"/>
-        <a:font script="Ethi" typeface="Nyala"/>
-        <a:font script="Beng" typeface="Vrinda"/>
-        <a:font script="Gujr" typeface="Shruti"/>
-        <a:font script="Khmr" typeface="MoolBoran"/>
-        <a:font script="Knda" typeface="Tunga"/>
-        <a:font script="Guru" typeface="Raavi"/>
-        <a:font script="Cans" typeface="Euphemia"/>
-        <a:font script="Cher" typeface="Plantagenet Cherokee"/>
-        <a:font script="Yiii" typeface="Microsoft Yi Baiti"/>
-        <a:font script="Tibt" typeface="Microsoft Himalaya"/>
-        <a:font script="Thaa" typeface="MV Boli"/>
-        <a:font script="Deva" typeface="Mangal"/>
-        <a:font script="Telu" typeface="Gautami"/>
-        <a:font script="Taml" typeface="Latha"/>
-        <a:font script="Syrc" typeface="Estrangelo Edessa"/>
-        <a:font script="Orya" typeface="Kalinga"/>
-        <a:font script="Mlym" typeface="Kartika"/>
-        <a:font script="Laoo" typeface="DokChampa"/>
-        <a:font script="Sinh" typeface="Iskoola Pota"/>
-        <a:font script="Mong" typeface="Mongolian Baiti"/>
-        <a:font script="Viet" typeface="Times New Roman"/>
-        <a:font script="Uigh" typeface="Microsoft Uighur"/>
-        <a:font script="Geor" typeface="Sylfaen"/>
-        <a:font script="Armn" typeface="Arial"/>
-        <a:font script="Bugi" typeface="Leelawadee UI"/>
-        <a:font script="Bopo" typeface="Microsoft JhengHei"/>
-        <a:font script="Java" typeface="Javanese Text"/>
-        <a:font script="Lisu" typeface="Segoe UI"/>
-        <a:font script="Mymr" typeface="Myanmar Text"/>
-        <a:font script="Nkoo" typeface="Ebrima"/>
-        <a:font script="Olck" typeface="Nirmala UI"/>
-        <a:font script="Osma" typeface="Ebrima"/>
-        <a:font script="Phag" typeface="Phagspa"/>
-        <a:font script="Syrn" typeface="Estrangelo Edessa"/>
-        <a:font script="Syrj" typeface="Estrangelo Edessa"/>
-        <a:font script="Syre" typeface="Estrangelo Edessa"/>
-        <a:font script="Sora" typeface="Nirmala UI"/>
-        <a:font script="Tale" typeface="Microsoft Tai Le"/>
-        <a:font script="Talu" typeface="Microsoft New Tai Lue"/>
-        <a:font script="Tfng" typeface="Ebrima"/>
       </a:majorFont>
       <a:minorFont>
         <a:latin typeface="Calibri" panose="020F0502020204030204"/>
         <a:ea typeface=""/>
         <a:cs typeface=""/>
-        <a:font script="Jpan" typeface="游明朝"/>
-        <a:font script="Hang" typeface="맑은 고딕"/>
-        <a:font script="Hans" typeface="等线"/>
-        <a:font script="Hant" typeface="新細明體"/>
-        <a:font script="Arab" typeface="Arial"/>
-        <a:font script="Hebr" typeface="Arial"/>
-        <a:font script="Thai" typeface="Cordia New"/>
-        <a:font script="Ethi" typeface="Nyala"/>
-        <a:font script="Beng" typeface="Vrinda"/>
-        <a:font script="Gujr" typeface="Shruti"/>
-        <a:font script="Khmr" typeface="DaunPenh"/>
-        <a:font script="Knda" typeface="Tunga"/>
-        <a:font script="Guru" typeface="Raavi"/>
-        <a:font script="Cans" typeface="Euphemia"/>
-        <a:font script="Cher" typeface="Plantagenet Cherokee"/>
-        <a:font script="Yiii" typeface="Microsoft Yi Baiti"/>
-        <a:font script="Tibt" typeface="Microsoft Himalaya"/>
-        <a:font script="Thaa" typeface="MV Boli"/>
-        <a:font script="Deva" typeface="Mangal"/>
-        <a:font script="Telu" typeface="Gautami"/>
-        <a:font script="Taml" typeface="Latha"/>
-        <a:font script="Syrc" typeface="Estrangelo Edessa"/>
-        <a:font script="Orya" typeface="Kalinga"/>
-        <a:font script="Mlym" typeface="Kartika"/>
-        <a:font script="Laoo" typeface="DokChampa"/>
-        <a:font script="Sinh" typeface="Iskoola Pota"/>
-        <a:font script="Mong" typeface="Mongolian Baiti"/>
-        <a:font script="Viet" typeface="Arial"/>
-        <a:font script="Uigh" typeface="Microsoft Uighur"/>
-        <a:font script="Geor" typeface="Sylfaen"/>
-        <a:font script="Armn" typeface="Arial"/>
-        <a:font script="Bugi" typeface="Leelawadee UI"/>
-        <a:font script="Bopo" typeface="Microsoft JhengHei"/>
-        <a:font script="Java" typeface="Javanese Text"/>
-        <a:font script="Lisu" typeface="Segoe UI"/>
-        <a:font script="Mymr" typeface="Myanmar Text"/>
-        <a:font script="Nkoo" typeface="Ebrima"/>
-        <a:font script="Olck" typeface="Nirmala UI"/>
-        <a:font script="Osma" typeface="Ebrima"/>
-        <a:font script="Phag" typeface="Phagspa"/>
-        <a:font script="Syrn" typeface="Estrangelo Edessa"/>
-        <a:font script="Syrj" typeface="Estrangelo Edessa"/>
-        <a:font script="Syre" typeface="Estrangelo Edessa"/>
-        <a:font script="Sora" typeface="Nirmala UI"/>
-        <a:font script="Tale" typeface="Microsoft Tai Le"/>
-        <a:font script="Talu" typeface="Microsoft New Tai Lue"/>
-        <a:font script="Tfng" typeface="Ebrima"/>
       </a:minorFont>
     </a:fontScheme>
-    <a:fmtScheme name="Office">
+    <a:fmtScheme>
       <a:fillStyleLst>
         <a:solidFill>
           <a:schemeClr val="phClr"/>
         </a:solidFill>
-        <a:gradFill rotWithShape="1">
+        <a:gradFill>
           <a:gsLst>
             <a:gs pos="0">
               <a:schemeClr val="phClr">
                 <a:lumMod val="110000"/>
-                <a:satMod val="105000"/>
                 <a:tint val="67000"/>
               </a:schemeClr>
             </a:gs>
             <a:gs pos="50000">
               <a:schemeClr val="phClr">
                 <a:lumMod val="105000"/>
-                <a:satMod val="103000"/>
                 <a:tint val="73000"/>
               </a:schemeClr>
             </a:gs>
             <a:gs pos="100000">
               <a:schemeClr val="phClr">
                 <a:lumMod val="105000"/>
-                <a:satMod val="109000"/>
                 <a:tint val="81000"/>
               </a:schemeClr>
             </a:gs>
           </a:gsLst>
           <a:lin ang="5400000" scaled="0"/>
+          <a:tileRect/>
         </a:gradFill>
-        <a:gradFill rotWithShape="1">
+        <a:gradFill>
           <a:gsLst>
             <a:gs pos="0">
               <a:schemeClr val="phClr">
-                <a:satMod val="103000"/>
                 <a:lumMod val="102000"/>
                 <a:tint val="94000"/>
               </a:schemeClr>
             </a:gs>
             <a:gs pos="50000">
               <a:schemeClr val="phClr">
-                <a:satMod val="110000"/>
                 <a:lumMod val="100000"/>
                 <a:shade val="100000"/>
               </a:schemeClr>
@@ -3119,33 +3437,24 @@
             <a:gs pos="100000">
               <a:schemeClr val="phClr">
                 <a:lumMod val="99000"/>
-                <a:satMod val="120000"/>
                 <a:shade val="78000"/>
               </a:schemeClr>
             </a:gs>
           </a:gsLst>
           <a:lin ang="5400000" scaled="0"/>
+          <a:tileRect/>
         </a:gradFill>
       </a:fillStyleLst>
       <a:lnStyleLst>
         <a:ln w="6350" cap="flat" cmpd="sng" algn="ctr">
-          <a:solidFill>
-            <a:schemeClr val="phClr"/>
-          </a:solidFill>
           <a:prstDash val="solid"/>
           <a:miter lim="800000"/>
         </a:ln>
         <a:ln w="12700" cap="flat" cmpd="sng" algn="ctr">
-          <a:solidFill>
-            <a:schemeClr val="phClr"/>
-          </a:solidFill>
           <a:prstDash val="solid"/>
           <a:miter lim="800000"/>
         </a:ln>
         <a:ln w="19050" cap="flat" cmpd="sng" algn="ctr">
-          <a:solidFill>
-            <a:schemeClr val="phClr"/>
-          </a:solidFill>
           <a:prstDash val="solid"/>
           <a:miter lim="800000"/>
         </a:ln>
@@ -3158,13 +3467,7 @@
           <a:effectLst/>
         </a:effectStyle>
         <a:effectStyle>
-          <a:effectLst>
-            <a:outerShdw blurRad="57150" dist="19050" dir="5400000" algn="ctr" rotWithShape="0">
-              <a:srgbClr val="000000">
-                <a:alpha val="63000"/>
-              </a:srgbClr>
-            </a:outerShdw>
-          </a:effectLst>
+          <a:effectLst/>
         </a:effectStyle>
       </a:effectStyleLst>
       <a:bgFillStyleLst>
@@ -3174,15 +3477,13 @@
         <a:solidFill>
           <a:schemeClr val="phClr">
             <a:tint val="95000"/>
-            <a:satMod val="170000"/>
           </a:schemeClr>
         </a:solidFill>
-        <a:gradFill rotWithShape="1">
+        <a:gradFill>
           <a:gsLst>
             <a:gs pos="0">
               <a:schemeClr val="phClr">
                 <a:tint val="93000"/>
-                <a:satMod val="150000"/>
                 <a:shade val="98000"/>
                 <a:lumMod val="102000"/>
               </a:schemeClr>
@@ -3190,7 +3491,6 @@
             <a:gs pos="50000">
               <a:schemeClr val="phClr">
                 <a:tint val="98000"/>
-                <a:satMod val="130000"/>
                 <a:shade val="90000"/>
                 <a:lumMod val="103000"/>
               </a:schemeClr>
@@ -3198,22 +3498,17 @@
             <a:gs pos="100000">
               <a:schemeClr val="phClr">
                 <a:shade val="63000"/>
-                <a:satMod val="120000"/>
               </a:schemeClr>
             </a:gs>
           </a:gsLst>
           <a:lin ang="5400000" scaled="0"/>
+          <a:tileRect/>
         </a:gradFill>
       </a:bgFillStyleLst>
     </a:fmtScheme>
   </a:themeElements>
   <a:objectDefaults/>
   <a:extraClrSchemeLst/>
-  <a:extLst>
-    <a:ext uri="{05A4C25C-085E-4340-85A3-A5531E510DB2}">
-      <thm15:themeFamily xmlns:thm15="http://schemas.microsoft.com/office/thememl/2012/main" name="Office Theme" id="{62F939B6-93AF-4DB8-9C6B-D6C7DFDC589F}" vid="{4A3C46E8-61CC-4603-A589-7422A47A8E4A}"/>
-    </a:ext>
-  </a:extLst>
 </a:theme>
 </file>
 
